--- a/wcag_audyt.docx
+++ b/wcag_audyt.docx
@@ -6,6 +6,7 @@
       <w:pPr>
         <w:jc w:val="center"/>
         <w:rPr>
+          <w:rFonts w:ascii="Arial" w:hAnsi="Arial" w:cs="Arial"/>
           <w:b/>
           <w:bCs/>
           <w:color w:val="70AD47" w:themeColor="accent6"/>
@@ -15,6 +16,7 @@
       </w:pPr>
       <w:r>
         <w:rPr>
+          <w:rFonts w:ascii="Arial" w:hAnsi="Arial" w:cs="Arial"/>
           <w:b/>
           <w:bCs/>
           <w:color w:val="70AD47" w:themeColor="accent6"/>
@@ -27,6 +29,7 @@
         <w:r>
           <w:rPr>
             <w:rStyle w:val="Hipercze"/>
+            <w:rFonts w:ascii="Arial" w:hAnsi="Arial" w:cs="Arial"/>
             <w:b/>
             <w:bCs/>
             <w:color w:val="70AD47" w:themeColor="accent6"/>
@@ -38,6 +41,7 @@
       </w:hyperlink>
       <w:r>
         <w:rPr>
+          <w:rFonts w:ascii="Arial" w:hAnsi="Arial" w:cs="Arial"/>
           <w:b/>
           <w:bCs/>
           <w:color w:val="70AD47" w:themeColor="accent6"/>
@@ -50,6 +54,7 @@
     <w:p>
       <w:pPr>
         <w:rPr>
+          <w:rFonts w:ascii="Arial" w:hAnsi="Arial" w:cs="Arial"/>
           <w:sz w:val="28"/>
           <w:szCs w:val="28"/>
         </w:rPr>
@@ -59,12 +64,14 @@
       <w:pPr>
         <w:jc w:val="center"/>
         <w:rPr>
+          <w:rFonts w:ascii="Arial" w:hAnsi="Arial" w:cs="Arial"/>
           <w:sz w:val="56"/>
           <w:szCs w:val="56"/>
         </w:rPr>
       </w:pPr>
       <w:r>
         <w:rPr>
+          <w:rFonts w:ascii="Arial" w:hAnsi="Arial" w:cs="Arial"/>
           <w:sz w:val="56"/>
           <w:szCs w:val="56"/>
         </w:rPr>
@@ -72,6 +79,7 @@
       </w:r>
       <w:r>
         <w:rPr>
+          <w:rFonts w:ascii="Arial" w:hAnsi="Arial" w:cs="Arial"/>
           <w:b/>
           <w:bCs/>
           <w:sz w:val="56"/>
@@ -81,6 +89,7 @@
       </w:r>
       <w:r>
         <w:rPr>
+          <w:rFonts w:ascii="Arial" w:hAnsi="Arial" w:cs="Arial"/>
           <w:sz w:val="56"/>
           <w:szCs w:val="56"/>
         </w:rPr>
@@ -91,6 +100,7 @@
       <w:pPr>
         <w:jc w:val="center"/>
         <w:rPr>
+          <w:rFonts w:ascii="Arial" w:hAnsi="Arial" w:cs="Arial"/>
           <w:sz w:val="56"/>
           <w:szCs w:val="56"/>
         </w:rPr>
@@ -105,13 +115,15 @@
         </w:numPr>
         <w:jc w:val="center"/>
         <w:rPr>
-          <w:color w:val="FF0000"/>
-          <w:sz w:val="36"/>
-          <w:szCs w:val="36"/>
-        </w:rPr>
-      </w:pPr>
-      <w:r>
-        <w:rPr>
+          <w:rFonts w:ascii="Arial" w:hAnsi="Arial" w:cs="Arial"/>
+          <w:color w:val="FF0000"/>
+          <w:sz w:val="36"/>
+          <w:szCs w:val="36"/>
+        </w:rPr>
+      </w:pPr>
+      <w:r>
+        <w:rPr>
+          <w:rFonts w:ascii="Arial" w:hAnsi="Arial" w:cs="Arial"/>
           <w:color w:val="FF0000"/>
           <w:sz w:val="36"/>
           <w:szCs w:val="36"/>
@@ -124,12 +136,14 @@
         <w:pStyle w:val="Akapitzlist"/>
         <w:jc w:val="center"/>
         <w:rPr>
-          <w:sz w:val="36"/>
-          <w:szCs w:val="36"/>
-        </w:rPr>
-      </w:pPr>
-      <w:r>
-        <w:rPr>
+          <w:rFonts w:ascii="Arial" w:hAnsi="Arial" w:cs="Arial"/>
+          <w:sz w:val="36"/>
+          <w:szCs w:val="36"/>
+        </w:rPr>
+      </w:pPr>
+      <w:r>
+        <w:rPr>
+          <w:rFonts w:ascii="Arial" w:hAnsi="Arial" w:cs="Arial"/>
           <w:noProof/>
           <w:sz w:val="36"/>
           <w:szCs w:val="36"/>
@@ -206,6 +220,7 @@
       </w:r>
       <w:r>
         <w:rPr>
+          <w:rFonts w:ascii="Arial" w:hAnsi="Arial" w:cs="Arial"/>
           <w:sz w:val="36"/>
           <w:szCs w:val="36"/>
           <w:highlight w:val="red"/>
@@ -216,12 +231,14 @@
     <w:p>
       <w:pPr>
         <w:rPr>
-          <w:sz w:val="36"/>
-          <w:szCs w:val="36"/>
-        </w:rPr>
-      </w:pPr>
-      <w:r>
-        <w:rPr>
+          <w:rFonts w:ascii="Arial" w:hAnsi="Arial" w:cs="Arial"/>
+          <w:sz w:val="36"/>
+          <w:szCs w:val="36"/>
+        </w:rPr>
+      </w:pPr>
+      <w:r>
+        <w:rPr>
+          <w:rFonts w:ascii="Arial" w:hAnsi="Arial" w:cs="Arial"/>
           <w:noProof/>
         </w:rPr>
         <w:drawing>
@@ -266,7 +283,7 @@
         <w:pStyle w:val="Akapitzlist"/>
         <w:ind w:left="1416"/>
         <w:rPr>
-          <w:rFonts w:cstheme="minorHAnsi"/>
+          <w:rFonts w:ascii="Arial" w:hAnsi="Arial" w:cs="Arial"/>
           <w:sz w:val="32"/>
           <w:szCs w:val="32"/>
         </w:rPr>
@@ -277,7 +294,7 @@
         <w:pStyle w:val="Akapitzlist"/>
         <w:ind w:left="1416"/>
         <w:rPr>
-          <w:rFonts w:cstheme="minorHAnsi"/>
+          <w:rFonts w:ascii="Arial" w:hAnsi="Arial" w:cs="Arial"/>
           <w:sz w:val="32"/>
           <w:szCs w:val="32"/>
         </w:rPr>
@@ -288,14 +305,14 @@
         <w:pStyle w:val="Akapitzlist"/>
         <w:ind w:left="1416"/>
         <w:rPr>
-          <w:rFonts w:cstheme="minorHAnsi"/>
-          <w:sz w:val="32"/>
-          <w:szCs w:val="32"/>
-        </w:rPr>
-      </w:pPr>
-      <w:r>
-        <w:rPr>
-          <w:rFonts w:cstheme="minorHAnsi"/>
+          <w:rFonts w:ascii="Arial" w:hAnsi="Arial" w:cs="Arial"/>
+          <w:sz w:val="32"/>
+          <w:szCs w:val="32"/>
+        </w:rPr>
+      </w:pPr>
+      <w:r>
+        <w:rPr>
+          <w:rFonts w:ascii="Arial" w:hAnsi="Arial" w:cs="Arial"/>
           <w:sz w:val="32"/>
           <w:szCs w:val="32"/>
         </w:rPr>
@@ -303,6 +320,7 @@
       </w:r>
       <w:r>
         <w:rPr>
+          <w:rFonts w:ascii="Arial" w:hAnsi="Arial" w:cs="Arial"/>
           <w:noProof/>
           <w:sz w:val="36"/>
           <w:szCs w:val="36"/>
@@ -345,7 +363,7 @@
       </w:r>
       <w:r>
         <w:rPr>
-          <w:rFonts w:cstheme="minorHAnsi"/>
+          <w:rFonts w:ascii="Arial" w:hAnsi="Arial" w:cs="Arial"/>
           <w:sz w:val="32"/>
           <w:szCs w:val="32"/>
         </w:rPr>
@@ -357,7 +375,7 @@
         <w:pStyle w:val="Akapitzlist"/>
         <w:ind w:left="1416"/>
         <w:rPr>
-          <w:rFonts w:cstheme="minorHAnsi"/>
+          <w:rFonts w:ascii="Arial" w:hAnsi="Arial" w:cs="Arial"/>
           <w:sz w:val="32"/>
           <w:szCs w:val="32"/>
         </w:rPr>
@@ -369,18 +387,18 @@
         <w:ind w:left="1416"/>
         <w:jc w:val="center"/>
         <w:rPr>
-          <w:rFonts w:cstheme="minorHAnsi"/>
-          <w:i/>
-          <w:iCs/>
-          <w:color w:val="FF0000"/>
-          <w:sz w:val="32"/>
-          <w:szCs w:val="32"/>
-          <w:shd w:val="clear" w:color="auto" w:fill="FFFFFF"/>
-        </w:rPr>
-      </w:pPr>
-      <w:r>
-        <w:rPr>
-          <w:rFonts w:cstheme="minorHAnsi"/>
+          <w:rFonts w:ascii="Arial" w:hAnsi="Arial" w:cs="Arial"/>
+          <w:i/>
+          <w:iCs/>
+          <w:color w:val="FF0000"/>
+          <w:sz w:val="32"/>
+          <w:szCs w:val="32"/>
+          <w:shd w:val="clear" w:color="auto" w:fill="FFFFFF"/>
+        </w:rPr>
+      </w:pPr>
+      <w:r>
+        <w:rPr>
+          <w:rFonts w:ascii="Arial" w:hAnsi="Arial" w:cs="Arial"/>
           <w:color w:val="444444"/>
           <w:sz w:val="28"/>
           <w:szCs w:val="28"/>
@@ -390,7 +408,7 @@
       </w:r>
       <w:r>
         <w:rPr>
-          <w:rFonts w:cstheme="minorHAnsi"/>
+          <w:rFonts w:ascii="Arial" w:hAnsi="Arial" w:cs="Arial"/>
           <w:i/>
           <w:iCs/>
           <w:color w:val="444444"/>
@@ -402,7 +420,7 @@
       </w:r>
       <w:r>
         <w:rPr>
-          <w:rFonts w:cstheme="minorHAnsi"/>
+          <w:rFonts w:ascii="Arial" w:hAnsi="Arial" w:cs="Arial"/>
           <w:i/>
           <w:iCs/>
           <w:color w:val="444444"/>
@@ -414,7 +432,7 @@
       </w:r>
       <w:r>
         <w:rPr>
-          <w:rFonts w:cstheme="minorHAnsi"/>
+          <w:rFonts w:ascii="Arial" w:hAnsi="Arial" w:cs="Arial"/>
           <w:i/>
           <w:iCs/>
           <w:color w:val="444444"/>
@@ -426,27 +444,15 @@
       </w:r>
       <w:r>
         <w:rPr>
-          <w:rFonts w:cstheme="minorHAnsi"/>
-          <w:i/>
-          <w:iCs/>
-          <w:color w:val="FF0000"/>
-          <w:sz w:val="32"/>
-          <w:szCs w:val="32"/>
-          <w:shd w:val="clear" w:color="auto" w:fill="FFFFFF"/>
-        </w:rPr>
-        <w:t xml:space="preserve">(Norma: WCAG </w:t>
-      </w:r>
-      <w:r>
-        <w:rPr>
-          <w:rFonts w:cstheme="minorHAnsi"/>
-          <w:i/>
-          <w:iCs/>
-          <w:color w:val="FF0000"/>
-          <w:sz w:val="32"/>
-          <w:szCs w:val="32"/>
-          <w:shd w:val="clear" w:color="auto" w:fill="FFFFFF"/>
-        </w:rPr>
-        <w:t>. . .</w:t>
+          <w:rFonts w:ascii="Arial" w:hAnsi="Arial" w:cs="Arial"/>
+          <w:i/>
+          <w:iCs/>
+          <w:color w:val="FF0000"/>
+          <w:sz w:val="32"/>
+          <w:szCs w:val="32"/>
+          <w:shd w:val="clear" w:color="auto" w:fill="FFFFFF"/>
+        </w:rPr>
+        <w:t>(Norma: WCAG . . .</w:t>
       </w:r>
     </w:p>
     <w:p>
@@ -458,18 +464,18 @@
         </w:numPr>
         <w:jc w:val="center"/>
         <w:rPr>
-          <w:rFonts w:cstheme="minorHAnsi"/>
-          <w:i/>
-          <w:iCs/>
-          <w:color w:val="FF0000"/>
-          <w:sz w:val="32"/>
-          <w:szCs w:val="32"/>
-          <w:shd w:val="clear" w:color="auto" w:fill="FFFFFF"/>
-        </w:rPr>
-      </w:pPr>
-      <w:r>
-        <w:rPr>
-          <w:rFonts w:cstheme="minorHAnsi"/>
+          <w:rFonts w:ascii="Arial" w:hAnsi="Arial" w:cs="Arial"/>
+          <w:i/>
+          <w:iCs/>
+          <w:color w:val="FF0000"/>
+          <w:sz w:val="32"/>
+          <w:szCs w:val="32"/>
+          <w:shd w:val="clear" w:color="auto" w:fill="FFFFFF"/>
+        </w:rPr>
+      </w:pPr>
+      <w:r>
+        <w:rPr>
+          <w:rFonts w:ascii="Arial" w:hAnsi="Arial" w:cs="Arial"/>
           <w:i/>
           <w:iCs/>
           <w:color w:val="FF0000"/>
@@ -482,7 +488,7 @@
       </w:r>
       <w:r>
         <w:rPr>
-          <w:rFonts w:cstheme="minorHAnsi"/>
+          <w:rFonts w:ascii="Arial" w:hAnsi="Arial" w:cs="Arial"/>
           <w:color w:val="1D1D1D"/>
           <w:sz w:val="28"/>
           <w:szCs w:val="28"/>
@@ -492,7 +498,7 @@
       </w:r>
       <w:r>
         <w:rPr>
-          <w:rFonts w:ascii="Noto Sans" w:hAnsi="Noto Sans" w:cs="Noto Sans"/>
+          <w:rFonts w:ascii="Arial" w:hAnsi="Arial" w:cs="Arial"/>
           <w:color w:val="1D1D1D"/>
           <w:sz w:val="23"/>
           <w:szCs w:val="23"/>
@@ -502,7 +508,7 @@
       </w:r>
       <w:r>
         <w:rPr>
-          <w:rFonts w:cstheme="minorHAnsi"/>
+          <w:rFonts w:ascii="Arial" w:hAnsi="Arial" w:cs="Arial"/>
           <w:i/>
           <w:iCs/>
           <w:color w:val="FF0000"/>
@@ -518,7 +524,7 @@
         <w:pStyle w:val="Akapitzlist"/>
         <w:ind w:left="2136"/>
         <w:rPr>
-          <w:rFonts w:cstheme="minorHAnsi"/>
+          <w:rFonts w:ascii="Arial" w:hAnsi="Arial" w:cs="Arial"/>
           <w:i/>
           <w:iCs/>
           <w:color w:val="FF0000"/>
@@ -534,42 +540,30 @@
         <w:ind w:left="1416"/>
         <w:jc w:val="center"/>
         <w:rPr>
-          <w:rFonts w:cstheme="minorHAnsi"/>
-          <w:i/>
-          <w:iCs/>
-          <w:color w:val="FF0000"/>
-          <w:sz w:val="32"/>
-          <w:szCs w:val="32"/>
-          <w:shd w:val="clear" w:color="auto" w:fill="FFFFFF"/>
-        </w:rPr>
-      </w:pPr>
-      <w:r>
-        <w:rPr>
-          <w:rFonts w:cstheme="minorHAnsi"/>
-          <w:i/>
-          <w:iCs/>
-          <w:color w:val="FF0000"/>
-          <w:sz w:val="32"/>
-          <w:szCs w:val="32"/>
-          <w:shd w:val="clear" w:color="auto" w:fill="FFFFFF"/>
-        </w:rPr>
-        <w:t>2.4.4</w:t>
-      </w:r>
-      <w:r>
-        <w:rPr>
-          <w:rFonts w:cstheme="minorHAnsi"/>
-          <w:i/>
-          <w:iCs/>
-          <w:color w:val="FF0000"/>
-          <w:sz w:val="32"/>
-          <w:szCs w:val="32"/>
-          <w:shd w:val="clear" w:color="auto" w:fill="FFFFFF"/>
-        </w:rPr>
-        <w:t xml:space="preserve"> - </w:t>
-      </w:r>
-      <w:r>
-        <w:rPr>
-          <w:rFonts w:cstheme="minorHAnsi"/>
+          <w:rFonts w:ascii="Arial" w:hAnsi="Arial" w:cs="Arial"/>
+          <w:i/>
+          <w:iCs/>
+          <w:color w:val="FF0000"/>
+          <w:sz w:val="32"/>
+          <w:szCs w:val="32"/>
+          <w:shd w:val="clear" w:color="auto" w:fill="FFFFFF"/>
+        </w:rPr>
+      </w:pPr>
+      <w:r>
+        <w:rPr>
+          <w:rFonts w:ascii="Arial" w:hAnsi="Arial" w:cs="Arial"/>
+          <w:i/>
+          <w:iCs/>
+          <w:color w:val="FF0000"/>
+          <w:sz w:val="32"/>
+          <w:szCs w:val="32"/>
+          <w:shd w:val="clear" w:color="auto" w:fill="FFFFFF"/>
+        </w:rPr>
+        <w:t xml:space="preserve">2.4.4 - </w:t>
+      </w:r>
+      <w:r>
+        <w:rPr>
+          <w:rFonts w:ascii="Arial" w:hAnsi="Arial" w:cs="Arial"/>
           <w:color w:val="1D1D1D"/>
           <w:sz w:val="28"/>
           <w:szCs w:val="28"/>
@@ -579,27 +573,15 @@
       </w:r>
       <w:r>
         <w:rPr>
-          <w:rFonts w:cstheme="minorHAnsi"/>
-          <w:i/>
-          <w:iCs/>
-          <w:color w:val="FF0000"/>
-          <w:sz w:val="32"/>
-          <w:szCs w:val="32"/>
-          <w:shd w:val="clear" w:color="auto" w:fill="FFFFFF"/>
-        </w:rPr>
-        <w:t xml:space="preserve"> </w:t>
-      </w:r>
-      <w:r>
-        <w:rPr>
-          <w:rFonts w:cstheme="minorHAnsi"/>
-          <w:i/>
-          <w:iCs/>
-          <w:color w:val="FF0000"/>
-          <w:sz w:val="32"/>
-          <w:szCs w:val="32"/>
-          <w:shd w:val="clear" w:color="auto" w:fill="FFFFFF"/>
-        </w:rPr>
-        <w:t>)</w:t>
+          <w:rFonts w:ascii="Arial" w:hAnsi="Arial" w:cs="Arial"/>
+          <w:i/>
+          <w:iCs/>
+          <w:color w:val="FF0000"/>
+          <w:sz w:val="32"/>
+          <w:szCs w:val="32"/>
+          <w:shd w:val="clear" w:color="auto" w:fill="FFFFFF"/>
+        </w:rPr>
+        <w:t xml:space="preserve"> )</w:t>
       </w:r>
     </w:p>
     <w:p>
@@ -608,7 +590,7 @@
         <w:ind w:left="1416"/>
         <w:jc w:val="center"/>
         <w:rPr>
-          <w:rFonts w:cstheme="minorHAnsi"/>
+          <w:rFonts w:ascii="Arial" w:hAnsi="Arial" w:cs="Arial"/>
           <w:i/>
           <w:iCs/>
           <w:color w:val="7030A0"/>
@@ -626,7 +608,7 @@
           <w:numId w:val="2"/>
         </w:numPr>
         <w:rPr>
-          <w:rFonts w:cstheme="minorHAnsi"/>
+          <w:rFonts w:ascii="Arial" w:hAnsi="Arial" w:cs="Arial"/>
           <w:color w:val="7030A0"/>
           <w:sz w:val="32"/>
           <w:szCs w:val="32"/>
@@ -635,7 +617,7 @@
       </w:pPr>
       <w:r>
         <w:rPr>
-          <w:rFonts w:cstheme="minorHAnsi"/>
+          <w:rFonts w:ascii="Arial" w:hAnsi="Arial" w:cs="Arial"/>
           <w:color w:val="7030A0"/>
           <w:sz w:val="32"/>
           <w:szCs w:val="32"/>
@@ -652,7 +634,7 @@
           <w:numId w:val="2"/>
         </w:numPr>
         <w:rPr>
-          <w:rFonts w:cstheme="minorHAnsi"/>
+          <w:rFonts w:ascii="Arial" w:hAnsi="Arial" w:cs="Arial"/>
           <w:color w:val="7030A0"/>
           <w:sz w:val="32"/>
           <w:szCs w:val="32"/>
@@ -660,7 +642,7 @@
       </w:pPr>
       <w:r>
         <w:rPr>
-          <w:rFonts w:cstheme="minorHAnsi"/>
+          <w:rFonts w:ascii="Arial" w:hAnsi="Arial" w:cs="Arial"/>
           <w:color w:val="444444"/>
           <w:sz w:val="21"/>
           <w:szCs w:val="21"/>
@@ -673,7 +655,7 @@
       <w:pPr>
         <w:pStyle w:val="Akapitzlist"/>
         <w:rPr>
-          <w:rFonts w:cstheme="minorHAnsi"/>
+          <w:rFonts w:ascii="Arial" w:hAnsi="Arial" w:cs="Arial"/>
           <w:color w:val="7030A0"/>
           <w:sz w:val="32"/>
           <w:szCs w:val="32"/>
@@ -689,15 +671,15 @@
         </w:numPr>
         <w:jc w:val="center"/>
         <w:rPr>
-          <w:rFonts w:cstheme="minorHAnsi"/>
-          <w:color w:val="FF0000"/>
-          <w:sz w:val="36"/>
-          <w:szCs w:val="36"/>
-        </w:rPr>
-      </w:pPr>
-      <w:r>
-        <w:rPr>
-          <w:rFonts w:cstheme="minorHAnsi"/>
+          <w:rFonts w:ascii="Arial" w:hAnsi="Arial" w:cs="Arial"/>
+          <w:color w:val="FF0000"/>
+          <w:sz w:val="36"/>
+          <w:szCs w:val="36"/>
+        </w:rPr>
+      </w:pPr>
+      <w:r>
+        <w:rPr>
+          <w:rFonts w:ascii="Arial" w:hAnsi="Arial" w:cs="Arial"/>
           <w:color w:val="FF0000"/>
           <w:sz w:val="36"/>
           <w:szCs w:val="36"/>
@@ -706,7 +688,7 @@
       </w:r>
       <w:r>
         <w:rPr>
-          <w:rFonts w:cstheme="minorHAnsi"/>
+          <w:rFonts w:ascii="Arial" w:hAnsi="Arial" w:cs="Arial"/>
           <w:color w:val="FF0000"/>
           <w:sz w:val="36"/>
           <w:szCs w:val="36"/>
@@ -715,7 +697,7 @@
       </w:r>
       <w:r>
         <w:rPr>
-          <w:rFonts w:cstheme="minorHAnsi"/>
+          <w:rFonts w:ascii="Arial" w:hAnsi="Arial" w:cs="Arial"/>
           <w:color w:val="FF0000"/>
           <w:sz w:val="36"/>
           <w:szCs w:val="36"/>
@@ -726,7 +708,7 @@
       <w:proofErr w:type="spellStart"/>
       <w:r>
         <w:rPr>
-          <w:rFonts w:cstheme="minorHAnsi"/>
+          <w:rFonts w:ascii="Arial" w:hAnsi="Arial" w:cs="Arial"/>
           <w:color w:val="FF0000"/>
           <w:sz w:val="36"/>
           <w:szCs w:val="36"/>
@@ -737,7 +719,7 @@
       <w:proofErr w:type="spellEnd"/>
       <w:r>
         <w:rPr>
-          <w:rFonts w:cstheme="minorHAnsi"/>
+          <w:rFonts w:ascii="Arial" w:hAnsi="Arial" w:cs="Arial"/>
           <w:color w:val="FF0000"/>
           <w:sz w:val="36"/>
           <w:szCs w:val="36"/>
@@ -751,14 +733,14 @@
         <w:pStyle w:val="Akapitzlist"/>
         <w:jc w:val="center"/>
         <w:rPr>
-          <w:rFonts w:cstheme="minorHAnsi"/>
-          <w:sz w:val="36"/>
-          <w:szCs w:val="36"/>
-        </w:rPr>
-      </w:pPr>
-      <w:r>
-        <w:rPr>
-          <w:rFonts w:cstheme="minorHAnsi"/>
+          <w:rFonts w:ascii="Arial" w:hAnsi="Arial" w:cs="Arial"/>
+          <w:sz w:val="36"/>
+          <w:szCs w:val="36"/>
+        </w:rPr>
+      </w:pPr>
+      <w:r>
+        <w:rPr>
+          <w:rFonts w:ascii="Arial" w:hAnsi="Arial" w:cs="Arial"/>
           <w:sz w:val="36"/>
           <w:szCs w:val="36"/>
           <w:highlight w:val="red"/>
@@ -771,25 +753,25 @@
         <w:pStyle w:val="Akapitzlist"/>
         <w:jc w:val="center"/>
         <w:rPr>
-          <w:rFonts w:cstheme="minorHAnsi"/>
-          <w:sz w:val="36"/>
-          <w:szCs w:val="36"/>
-        </w:rPr>
-      </w:pPr>
-    </w:p>
-    <w:p>
-      <w:pPr>
-        <w:pStyle w:val="Akapitzlist"/>
-        <w:jc w:val="center"/>
-        <w:rPr>
-          <w:rFonts w:cstheme="minorHAnsi"/>
-          <w:sz w:val="36"/>
-          <w:szCs w:val="36"/>
-        </w:rPr>
-      </w:pPr>
-      <w:r>
-        <w:rPr>
-          <w:rFonts w:cstheme="minorHAnsi"/>
+          <w:rFonts w:ascii="Arial" w:hAnsi="Arial" w:cs="Arial"/>
+          <w:sz w:val="36"/>
+          <w:szCs w:val="36"/>
+        </w:rPr>
+      </w:pPr>
+    </w:p>
+    <w:p>
+      <w:pPr>
+        <w:pStyle w:val="Akapitzlist"/>
+        <w:jc w:val="center"/>
+        <w:rPr>
+          <w:rFonts w:ascii="Arial" w:hAnsi="Arial" w:cs="Arial"/>
+          <w:sz w:val="36"/>
+          <w:szCs w:val="36"/>
+        </w:rPr>
+      </w:pPr>
+      <w:r>
+        <w:rPr>
+          <w:rFonts w:ascii="Arial" w:hAnsi="Arial" w:cs="Arial"/>
           <w:noProof/>
           <w:sz w:val="36"/>
           <w:szCs w:val="36"/>
@@ -872,7 +854,7 @@
       </w:r>
       <w:r>
         <w:rPr>
-          <w:rFonts w:cstheme="minorHAnsi"/>
+          <w:rFonts w:ascii="Arial" w:hAnsi="Arial" w:cs="Arial"/>
           <w:noProof/>
           <w:sz w:val="36"/>
           <w:szCs w:val="36"/>
@@ -919,77 +901,55 @@
         <w:pStyle w:val="Akapitzlist"/>
         <w:jc w:val="center"/>
         <w:rPr>
-          <w:rFonts w:cstheme="minorHAnsi"/>
-          <w:sz w:val="36"/>
-          <w:szCs w:val="36"/>
-        </w:rPr>
-      </w:pPr>
-    </w:p>
-    <w:p>
-      <w:pPr>
-        <w:pStyle w:val="Akapitzlist"/>
-        <w:jc w:val="center"/>
-        <w:rPr>
-          <w:rFonts w:cstheme="minorHAnsi"/>
-          <w:i/>
-          <w:iCs/>
-          <w:color w:val="FF0000"/>
-          <w:sz w:val="32"/>
-          <w:szCs w:val="32"/>
-          <w:shd w:val="clear" w:color="auto" w:fill="FFFFFF"/>
-        </w:rPr>
-      </w:pPr>
-      <w:r>
-        <w:rPr>
-          <w:rFonts w:cstheme="minorHAnsi"/>
+          <w:rFonts w:ascii="Arial" w:hAnsi="Arial" w:cs="Arial"/>
+          <w:sz w:val="36"/>
+          <w:szCs w:val="36"/>
+        </w:rPr>
+      </w:pPr>
+    </w:p>
+    <w:p>
+      <w:pPr>
+        <w:pStyle w:val="Akapitzlist"/>
+        <w:jc w:val="center"/>
+        <w:rPr>
+          <w:rFonts w:ascii="Arial" w:hAnsi="Arial" w:cs="Arial"/>
+          <w:i/>
+          <w:iCs/>
+          <w:color w:val="FF0000"/>
+          <w:sz w:val="32"/>
+          <w:szCs w:val="32"/>
+          <w:shd w:val="clear" w:color="auto" w:fill="FFFFFF"/>
+        </w:rPr>
+      </w:pPr>
+      <w:r>
+        <w:rPr>
+          <w:rFonts w:ascii="Arial" w:hAnsi="Arial" w:cs="Arial"/>
           <w:color w:val="444444"/>
           <w:sz w:val="28"/>
           <w:szCs w:val="28"/>
           <w:shd w:val="clear" w:color="auto" w:fill="FFFFFF"/>
         </w:rPr>
-        <w:t>Przycisk jest pusty lub nie ma tekstu wartości.</w:t>
-      </w:r>
-      <w:r>
-        <w:rPr>
-          <w:rFonts w:cstheme="minorHAnsi"/>
-          <w:color w:val="444444"/>
-          <w:sz w:val="28"/>
-          <w:szCs w:val="28"/>
-          <w:shd w:val="clear" w:color="auto" w:fill="FFFFFF"/>
-        </w:rPr>
-        <w:t xml:space="preserve"> </w:t>
-      </w:r>
-      <w:r>
-        <w:rPr>
-          <w:rFonts w:cstheme="minorHAnsi"/>
-          <w:i/>
-          <w:iCs/>
-          <w:color w:val="FF0000"/>
-          <w:sz w:val="32"/>
-          <w:szCs w:val="32"/>
-          <w:shd w:val="clear" w:color="auto" w:fill="FFFFFF"/>
-        </w:rPr>
-        <w:t xml:space="preserve">(Norma: WCAG </w:t>
-      </w:r>
-      <w:r>
-        <w:rPr>
-          <w:rFonts w:cstheme="minorHAnsi"/>
-          <w:i/>
-          <w:iCs/>
-          <w:color w:val="FF0000"/>
-          <w:sz w:val="32"/>
-          <w:szCs w:val="32"/>
-          <w:shd w:val="clear" w:color="auto" w:fill="FFFFFF"/>
-        </w:rPr>
-        <w:t>. . .</w:t>
-      </w:r>
-    </w:p>
-    <w:p>
-      <w:pPr>
-        <w:pStyle w:val="Akapitzlist"/>
-        <w:jc w:val="center"/>
-        <w:rPr>
-          <w:rFonts w:cstheme="minorHAnsi"/>
+        <w:t xml:space="preserve">Przycisk jest pusty lub nie ma tekstu wartości. </w:t>
+      </w:r>
+      <w:r>
+        <w:rPr>
+          <w:rFonts w:ascii="Arial" w:hAnsi="Arial" w:cs="Arial"/>
+          <w:i/>
+          <w:iCs/>
+          <w:color w:val="FF0000"/>
+          <w:sz w:val="32"/>
+          <w:szCs w:val="32"/>
+          <w:shd w:val="clear" w:color="auto" w:fill="FFFFFF"/>
+        </w:rPr>
+        <w:t>(Norma: WCAG . . .</w:t>
+      </w:r>
+    </w:p>
+    <w:p>
+      <w:pPr>
+        <w:pStyle w:val="Akapitzlist"/>
+        <w:jc w:val="center"/>
+        <w:rPr>
+          <w:rFonts w:ascii="Arial" w:hAnsi="Arial" w:cs="Arial"/>
           <w:i/>
           <w:iCs/>
           <w:color w:val="FF0000"/>
@@ -1008,18 +968,18 @@
         </w:numPr>
         <w:jc w:val="center"/>
         <w:rPr>
-          <w:rFonts w:cstheme="minorHAnsi"/>
-          <w:i/>
-          <w:iCs/>
-          <w:color w:val="FF0000"/>
-          <w:sz w:val="32"/>
-          <w:szCs w:val="32"/>
-          <w:shd w:val="clear" w:color="auto" w:fill="FFFFFF"/>
-        </w:rPr>
-      </w:pPr>
-      <w:r>
-        <w:rPr>
-          <w:rFonts w:cstheme="minorHAnsi"/>
+          <w:rFonts w:ascii="Arial" w:hAnsi="Arial" w:cs="Arial"/>
+          <w:i/>
+          <w:iCs/>
+          <w:color w:val="FF0000"/>
+          <w:sz w:val="32"/>
+          <w:szCs w:val="32"/>
+          <w:shd w:val="clear" w:color="auto" w:fill="FFFFFF"/>
+        </w:rPr>
+      </w:pPr>
+      <w:r>
+        <w:rPr>
+          <w:rFonts w:ascii="Arial" w:hAnsi="Arial" w:cs="Arial"/>
           <w:i/>
           <w:iCs/>
           <w:color w:val="FF0000"/>
@@ -1031,7 +991,7 @@
       </w:r>
       <w:r>
         <w:rPr>
-          <w:rFonts w:cstheme="minorHAnsi"/>
+          <w:rFonts w:ascii="Arial" w:hAnsi="Arial" w:cs="Arial"/>
           <w:color w:val="1D1D1D"/>
           <w:sz w:val="28"/>
           <w:szCs w:val="28"/>
@@ -1041,7 +1001,7 @@
       </w:r>
       <w:r>
         <w:rPr>
-          <w:rFonts w:ascii="Noto Sans" w:hAnsi="Noto Sans" w:cs="Noto Sans"/>
+          <w:rFonts w:ascii="Arial" w:hAnsi="Arial" w:cs="Arial"/>
           <w:color w:val="1D1D1D"/>
           <w:sz w:val="23"/>
           <w:szCs w:val="23"/>
@@ -1051,7 +1011,7 @@
       </w:r>
       <w:r>
         <w:rPr>
-          <w:rFonts w:cstheme="minorHAnsi"/>
+          <w:rFonts w:ascii="Arial" w:hAnsi="Arial" w:cs="Arial"/>
           <w:i/>
           <w:iCs/>
           <w:color w:val="FF0000"/>
@@ -1067,7 +1027,7 @@
         <w:pStyle w:val="Akapitzlist"/>
         <w:ind w:left="2136"/>
         <w:rPr>
-          <w:rFonts w:cstheme="minorHAnsi"/>
+          <w:rFonts w:ascii="Arial" w:hAnsi="Arial" w:cs="Arial"/>
           <w:i/>
           <w:iCs/>
           <w:color w:val="FF0000"/>
@@ -1083,72 +1043,59 @@
         <w:ind w:left="1416"/>
         <w:jc w:val="center"/>
         <w:rPr>
-          <w:rFonts w:cstheme="minorHAnsi"/>
-          <w:i/>
-          <w:iCs/>
-          <w:color w:val="FF0000"/>
-          <w:sz w:val="32"/>
-          <w:szCs w:val="32"/>
-          <w:shd w:val="clear" w:color="auto" w:fill="FFFFFF"/>
-        </w:rPr>
-      </w:pPr>
-      <w:r>
-        <w:rPr>
-          <w:rFonts w:cstheme="minorHAnsi"/>
-          <w:i/>
-          <w:iCs/>
-          <w:color w:val="FF0000"/>
-          <w:sz w:val="32"/>
-          <w:szCs w:val="32"/>
-          <w:shd w:val="clear" w:color="auto" w:fill="FFFFFF"/>
-        </w:rPr>
-        <w:t>2.4.4</w:t>
-      </w:r>
-      <w:r>
-        <w:rPr>
-          <w:rFonts w:cstheme="minorHAnsi"/>
-          <w:i/>
-          <w:iCs/>
-          <w:color w:val="FF0000"/>
-          <w:sz w:val="32"/>
-          <w:szCs w:val="32"/>
-          <w:shd w:val="clear" w:color="auto" w:fill="FFFFFF"/>
-        </w:rPr>
-        <w:t xml:space="preserve"> - </w:t>
-      </w:r>
-      <w:r>
-        <w:rPr>
-          <w:rFonts w:cstheme="minorHAnsi"/>
+          <w:rFonts w:ascii="Arial" w:hAnsi="Arial" w:cs="Arial"/>
+          <w:i/>
+          <w:iCs/>
+          <w:color w:val="FF0000"/>
+          <w:sz w:val="32"/>
+          <w:szCs w:val="32"/>
+          <w:shd w:val="clear" w:color="auto" w:fill="FFFFFF"/>
+        </w:rPr>
+      </w:pPr>
+      <w:r>
+        <w:rPr>
+          <w:rFonts w:ascii="Arial" w:hAnsi="Arial" w:cs="Arial"/>
+          <w:i/>
+          <w:iCs/>
+          <w:color w:val="FF0000"/>
+          <w:sz w:val="32"/>
+          <w:szCs w:val="32"/>
+          <w:shd w:val="clear" w:color="auto" w:fill="FFFFFF"/>
+        </w:rPr>
+        <w:t xml:space="preserve">2.4.4 - </w:t>
+      </w:r>
+      <w:r>
+        <w:rPr>
+          <w:rFonts w:ascii="Arial" w:hAnsi="Arial" w:cs="Arial"/>
           <w:color w:val="1D1D1D"/>
           <w:sz w:val="28"/>
           <w:szCs w:val="28"/>
           <w:shd w:val="clear" w:color="auto" w:fill="FFFFFF"/>
         </w:rPr>
-        <w:t>Cel każdego łącza może wynikać z samej treści łącza lub z treści tekstu powiązanego z kontekstem łącza określonym programowo, poza tymi przypadkami, kiedy cel łącza i tak byłby niejasny dla użytkowników.</w:t>
-      </w:r>
-      <w:r>
-        <w:rPr>
-          <w:rFonts w:cstheme="minorHAnsi"/>
-          <w:i/>
-          <w:iCs/>
-          <w:color w:val="FF0000"/>
-          <w:sz w:val="32"/>
-          <w:szCs w:val="32"/>
-          <w:shd w:val="clear" w:color="auto" w:fill="FFFFFF"/>
-        </w:rPr>
-        <w:t xml:space="preserve"> </w:t>
-      </w:r>
-      <w:r>
-        <w:rPr>
-          <w:rFonts w:cstheme="minorHAnsi"/>
-          <w:i/>
-          <w:iCs/>
-          <w:color w:val="FF0000"/>
-          <w:sz w:val="32"/>
-          <w:szCs w:val="32"/>
-          <w:shd w:val="clear" w:color="auto" w:fill="FFFFFF"/>
-        </w:rPr>
-        <w:t>)</w:t>
+        <w:t xml:space="preserve">Cel każdego łącza może wynikać z samej treści łącza lub z treści tekstu powiązanego z kontekstem łącza </w:t>
+      </w:r>
+      <w:r>
+        <w:rPr>
+          <w:rFonts w:ascii="Arial" w:hAnsi="Arial" w:cs="Arial"/>
+          <w:color w:val="1D1D1D"/>
+          <w:sz w:val="28"/>
+          <w:szCs w:val="28"/>
+          <w:shd w:val="clear" w:color="auto" w:fill="FFFFFF"/>
+        </w:rPr>
+        <w:lastRenderedPageBreak/>
+        <w:t>określonym programowo, poza tymi przypadkami, kiedy cel łącza i tak byłby niejasny dla użytkowników.</w:t>
+      </w:r>
+      <w:r>
+        <w:rPr>
+          <w:rFonts w:ascii="Arial" w:hAnsi="Arial" w:cs="Arial"/>
+          <w:i/>
+          <w:iCs/>
+          <w:color w:val="FF0000"/>
+          <w:sz w:val="32"/>
+          <w:szCs w:val="32"/>
+          <w:shd w:val="clear" w:color="auto" w:fill="FFFFFF"/>
+        </w:rPr>
+        <w:t xml:space="preserve"> )</w:t>
       </w:r>
     </w:p>
     <w:p>
@@ -1159,7 +1106,7 @@
           <w:numId w:val="2"/>
         </w:numPr>
         <w:rPr>
-          <w:rFonts w:cstheme="minorHAnsi"/>
+          <w:rFonts w:ascii="Arial" w:hAnsi="Arial" w:cs="Arial"/>
           <w:color w:val="7030A0"/>
           <w:sz w:val="32"/>
           <w:szCs w:val="32"/>
@@ -1168,13 +1115,12 @@
       </w:pPr>
       <w:r>
         <w:rPr>
-          <w:rFonts w:cstheme="minorHAnsi"/>
+          <w:rFonts w:ascii="Arial" w:hAnsi="Arial" w:cs="Arial"/>
           <w:color w:val="7030A0"/>
           <w:sz w:val="32"/>
           <w:szCs w:val="32"/>
           <w:shd w:val="clear" w:color="auto" w:fill="FFFFFF"/>
         </w:rPr>
-        <w:lastRenderedPageBreak/>
         <w:t>Co warto zrobić?</w:t>
       </w:r>
     </w:p>
@@ -1187,7 +1133,7 @@
         </w:numPr>
         <w:jc w:val="center"/>
         <w:rPr>
-          <w:rFonts w:cstheme="minorHAnsi"/>
+          <w:rFonts w:ascii="Arial" w:hAnsi="Arial" w:cs="Arial"/>
           <w:i/>
           <w:iCs/>
           <w:color w:val="FF0000"/>
@@ -1198,7 +1144,7 @@
       </w:pPr>
       <w:r>
         <w:rPr>
-          <w:rFonts w:cstheme="minorHAnsi"/>
+          <w:rFonts w:ascii="Arial" w:hAnsi="Arial" w:cs="Arial"/>
           <w:color w:val="444444"/>
           <w:sz w:val="24"/>
           <w:szCs w:val="24"/>
@@ -1209,7 +1155,7 @@
       <w:proofErr w:type="spellStart"/>
       <w:r>
         <w:rPr>
-          <w:rFonts w:cstheme="minorHAnsi"/>
+          <w:rFonts w:ascii="Arial" w:hAnsi="Arial" w:cs="Arial"/>
           <w:color w:val="444444"/>
           <w:sz w:val="24"/>
           <w:szCs w:val="24"/>
@@ -1220,7 +1166,7 @@
       <w:proofErr w:type="spellEnd"/>
       <w:r>
         <w:rPr>
-          <w:rFonts w:cstheme="minorHAnsi"/>
+          <w:rFonts w:ascii="Arial" w:hAnsi="Arial" w:cs="Arial"/>
           <w:color w:val="444444"/>
           <w:sz w:val="24"/>
           <w:szCs w:val="24"/>
@@ -1231,7 +1177,7 @@
       <w:proofErr w:type="spellStart"/>
       <w:r>
         <w:rPr>
-          <w:rFonts w:cstheme="minorHAnsi"/>
+          <w:rFonts w:ascii="Arial" w:hAnsi="Arial" w:cs="Arial"/>
           <w:color w:val="444444"/>
           <w:sz w:val="24"/>
           <w:szCs w:val="24"/>
@@ -1242,7 +1188,7 @@
       <w:proofErr w:type="spellEnd"/>
       <w:r>
         <w:rPr>
-          <w:rFonts w:cstheme="minorHAnsi"/>
+          <w:rFonts w:ascii="Arial" w:hAnsi="Arial" w:cs="Arial"/>
           <w:color w:val="444444"/>
           <w:sz w:val="24"/>
           <w:szCs w:val="24"/>
@@ -1253,7 +1199,7 @@
       <w:proofErr w:type="spellStart"/>
       <w:r>
         <w:rPr>
-          <w:rFonts w:cstheme="minorHAnsi"/>
+          <w:rFonts w:ascii="Arial" w:hAnsi="Arial" w:cs="Arial"/>
           <w:color w:val="444444"/>
           <w:sz w:val="24"/>
           <w:szCs w:val="24"/>
@@ -1264,7 +1210,7 @@
       <w:proofErr w:type="spellEnd"/>
       <w:r>
         <w:rPr>
-          <w:rFonts w:cstheme="minorHAnsi"/>
+          <w:rFonts w:ascii="Arial" w:hAnsi="Arial" w:cs="Arial"/>
           <w:color w:val="444444"/>
           <w:sz w:val="24"/>
           <w:szCs w:val="24"/>
@@ -1276,13 +1222,1562 @@
     <w:p>
       <w:pPr>
         <w:pStyle w:val="Akapitzlist"/>
-        <w:jc w:val="center"/>
-        <w:rPr>
-          <w:rFonts w:cstheme="minorHAnsi"/>
+        <w:rPr>
+          <w:rFonts w:ascii="Arial" w:hAnsi="Arial" w:cs="Arial"/>
+          <w:i/>
+          <w:iCs/>
+          <w:color w:val="FF0000"/>
+          <w:sz w:val="24"/>
+          <w:szCs w:val="24"/>
+          <w:shd w:val="clear" w:color="auto" w:fill="FFFFFF"/>
+        </w:rPr>
+      </w:pPr>
+    </w:p>
+    <w:p>
+      <w:pPr>
+        <w:pStyle w:val="Akapitzlist"/>
+        <w:rPr>
+          <w:rFonts w:ascii="Arial" w:hAnsi="Arial" w:cs="Arial"/>
+          <w:i/>
+          <w:iCs/>
+          <w:color w:val="FF0000"/>
+          <w:sz w:val="24"/>
+          <w:szCs w:val="24"/>
+          <w:shd w:val="clear" w:color="auto" w:fill="FFFFFF"/>
+        </w:rPr>
+      </w:pPr>
+    </w:p>
+    <w:p>
+      <w:pPr>
+        <w:pStyle w:val="Akapitzlist"/>
+        <w:rPr>
+          <w:rFonts w:ascii="Arial" w:hAnsi="Arial" w:cs="Arial"/>
+          <w:i/>
+          <w:iCs/>
+          <w:color w:val="FF0000"/>
+          <w:sz w:val="24"/>
+          <w:szCs w:val="24"/>
+          <w:shd w:val="clear" w:color="auto" w:fill="FFFFFF"/>
+        </w:rPr>
+      </w:pPr>
+      <w:r>
+        <w:rPr>
+          <w:rFonts w:ascii="Arial" w:hAnsi="Arial" w:cs="Arial"/>
+          <w:i/>
+          <w:iCs/>
+          <w:color w:val="FF0000"/>
+          <w:sz w:val="24"/>
+          <w:szCs w:val="24"/>
+          <w:shd w:val="clear" w:color="auto" w:fill="FFFFFF"/>
+        </w:rPr>
+        <w:t>______________________________________________________________</w:t>
+      </w:r>
+    </w:p>
+    <w:p>
+      <w:pPr>
+        <w:pStyle w:val="Akapitzlist"/>
+        <w:rPr>
+          <w:rFonts w:ascii="Arial" w:hAnsi="Arial" w:cs="Arial"/>
+          <w:i/>
+          <w:iCs/>
+          <w:color w:val="FF0000"/>
+          <w:sz w:val="24"/>
+          <w:szCs w:val="24"/>
+          <w:shd w:val="clear" w:color="auto" w:fill="FFFFFF"/>
+        </w:rPr>
+      </w:pPr>
+    </w:p>
+    <w:p>
+      <w:pPr>
+        <w:pStyle w:val="Akapitzlist"/>
+        <w:rPr>
+          <w:rFonts w:ascii="Arial" w:hAnsi="Arial" w:cs="Arial"/>
+          <w:i/>
+          <w:iCs/>
+          <w:color w:val="FF0000"/>
+          <w:sz w:val="24"/>
+          <w:szCs w:val="24"/>
+          <w:shd w:val="clear" w:color="auto" w:fill="FFFFFF"/>
+        </w:rPr>
+      </w:pPr>
+    </w:p>
+    <w:p>
+      <w:pPr>
+        <w:pStyle w:val="Akapitzlist"/>
+        <w:rPr>
+          <w:rFonts w:ascii="Arial" w:hAnsi="Arial" w:cs="Arial"/>
+          <w:i/>
+          <w:iCs/>
+          <w:color w:val="FF0000"/>
+          <w:sz w:val="24"/>
+          <w:szCs w:val="24"/>
+          <w:shd w:val="clear" w:color="auto" w:fill="FFFFFF"/>
+        </w:rPr>
+      </w:pPr>
+    </w:p>
+    <w:p>
+      <w:pPr>
+        <w:pStyle w:val="Akapitzlist"/>
+        <w:rPr>
+          <w:rFonts w:ascii="Arial" w:hAnsi="Arial" w:cs="Arial"/>
+          <w:i/>
+          <w:iCs/>
+          <w:color w:val="FF0000"/>
+          <w:sz w:val="24"/>
+          <w:szCs w:val="24"/>
+          <w:shd w:val="clear" w:color="auto" w:fill="FFFFFF"/>
+        </w:rPr>
+      </w:pPr>
+    </w:p>
+    <w:p>
+      <w:pPr>
+        <w:jc w:val="center"/>
+        <w:rPr>
+          <w:rFonts w:ascii="Arial" w:hAnsi="Arial" w:cs="Arial"/>
+          <w:b/>
+          <w:bCs/>
+          <w:color w:val="70AD47" w:themeColor="accent6"/>
           <w:sz w:val="28"/>
           <w:szCs w:val="28"/>
         </w:rPr>
       </w:pPr>
+      <w:r>
+        <w:rPr>
+          <w:rFonts w:ascii="Arial" w:hAnsi="Arial" w:cs="Arial"/>
+          <w:b/>
+          <w:bCs/>
+          <w:color w:val="70AD47" w:themeColor="accent6"/>
+          <w:sz w:val="28"/>
+          <w:szCs w:val="28"/>
+        </w:rPr>
+        <w:t>[ Wybrana strona : https://www.sci.edu.pl</w:t>
+      </w:r>
+      <w:r>
+        <w:rPr>
+          <w:rFonts w:ascii="Arial" w:hAnsi="Arial" w:cs="Arial"/>
+          <w:b/>
+          <w:bCs/>
+          <w:color w:val="70AD47" w:themeColor="accent6"/>
+          <w:sz w:val="28"/>
+          <w:szCs w:val="28"/>
+        </w:rPr>
+        <w:t>]</w:t>
+      </w:r>
+    </w:p>
+    <w:p>
+      <w:pPr>
+        <w:rPr>
+          <w:rFonts w:ascii="Arial" w:hAnsi="Arial" w:cs="Arial"/>
+          <w:sz w:val="28"/>
+          <w:szCs w:val="28"/>
+        </w:rPr>
+      </w:pPr>
+    </w:p>
+    <w:p>
+      <w:pPr>
+        <w:jc w:val="center"/>
+        <w:rPr>
+          <w:rFonts w:ascii="Arial" w:hAnsi="Arial" w:cs="Arial"/>
+          <w:b/>
+          <w:bCs/>
+          <w:sz w:val="56"/>
+          <w:szCs w:val="56"/>
+        </w:rPr>
+      </w:pPr>
+      <w:r>
+        <w:rPr>
+          <w:rFonts w:ascii="Arial" w:hAnsi="Arial" w:cs="Arial"/>
+          <w:sz w:val="56"/>
+          <w:szCs w:val="56"/>
+        </w:rPr>
+        <w:t>WYMAGANIA WCAG, KTÓRYCH</w:t>
+      </w:r>
+    </w:p>
+    <w:p>
+      <w:pPr>
+        <w:jc w:val="center"/>
+        <w:rPr>
+          <w:rFonts w:ascii="Arial" w:hAnsi="Arial" w:cs="Arial"/>
+          <w:sz w:val="56"/>
+          <w:szCs w:val="56"/>
+        </w:rPr>
+      </w:pPr>
+      <w:r>
+        <w:rPr>
+          <w:rFonts w:ascii="Arial" w:hAnsi="Arial" w:cs="Arial"/>
+          <w:b/>
+          <w:bCs/>
+          <w:sz w:val="56"/>
+          <w:szCs w:val="56"/>
+        </w:rPr>
+        <w:t>STRONA NIE SPEŁNIŁA</w:t>
+      </w:r>
+      <w:r>
+        <w:rPr>
+          <w:rFonts w:ascii="Arial" w:hAnsi="Arial" w:cs="Arial"/>
+          <w:sz w:val="56"/>
+          <w:szCs w:val="56"/>
+        </w:rPr>
+        <w:t>:</w:t>
+      </w:r>
+    </w:p>
+    <w:p>
+      <w:pPr>
+        <w:pStyle w:val="Akapitzlist"/>
+        <w:numPr>
+          <w:ilvl w:val="0"/>
+          <w:numId w:val="5"/>
+        </w:numPr>
+        <w:jc w:val="center"/>
+        <w:rPr>
+          <w:rFonts w:ascii="Arial" w:hAnsi="Arial" w:cs="Arial"/>
+          <w:color w:val="FF0000"/>
+          <w:sz w:val="32"/>
+          <w:szCs w:val="32"/>
+        </w:rPr>
+      </w:pPr>
+      <w:r>
+        <w:rPr>
+          <w:rFonts w:ascii="Arial" w:hAnsi="Arial" w:cs="Arial"/>
+          <w:color w:val="FF0000"/>
+          <w:sz w:val="32"/>
+          <w:szCs w:val="32"/>
+          <w:shd w:val="clear" w:color="auto" w:fill="F7F7F7"/>
+        </w:rPr>
+        <w:t>Brak tekstu alternatywnego</w:t>
+      </w:r>
+    </w:p>
+    <w:p>
+      <w:pPr>
+        <w:pStyle w:val="Akapitzlist"/>
+        <w:jc w:val="center"/>
+        <w:rPr>
+          <w:rFonts w:ascii="Arial" w:hAnsi="Arial" w:cs="Arial"/>
+          <w:sz w:val="36"/>
+          <w:szCs w:val="36"/>
+        </w:rPr>
+      </w:pPr>
+      <w:r>
+        <w:rPr>
+          <w:rFonts w:ascii="Arial" w:hAnsi="Arial" w:cs="Arial"/>
+          <w:noProof/>
+          <w:sz w:val="36"/>
+          <w:szCs w:val="36"/>
+        </w:rPr>
+        <mc:AlternateContent>
+          <mc:Choice Requires="wps">
+            <w:drawing>
+              <wp:anchor distT="0" distB="0" distL="114300" distR="114300" simplePos="0" relativeHeight="251662336" behindDoc="0" locked="0" layoutInCell="1" allowOverlap="1" wp14:anchorId="1B193599" wp14:editId="3129E954">
+                <wp:simplePos x="0" y="0"/>
+                <wp:positionH relativeFrom="column">
+                  <wp:posOffset>-229944</wp:posOffset>
+                </wp:positionH>
+                <wp:positionV relativeFrom="paragraph">
+                  <wp:posOffset>367916</wp:posOffset>
+                </wp:positionV>
+                <wp:extent cx="2158409" cy="2881423"/>
+                <wp:effectExtent l="19050" t="19050" r="32385" b="33655"/>
+                <wp:wrapNone/>
+                <wp:docPr id="4" name="Prostokąt 4"/>
+                <wp:cNvGraphicFramePr/>
+                <a:graphic xmlns:a="http://schemas.openxmlformats.org/drawingml/2006/main">
+                  <a:graphicData uri="http://schemas.microsoft.com/office/word/2010/wordprocessingShape">
+                    <wps:wsp>
+                      <wps:cNvSpPr/>
+                      <wps:spPr>
+                        <a:xfrm>
+                          <a:off x="0" y="0"/>
+                          <a:ext cx="2158409" cy="2881423"/>
+                        </a:xfrm>
+                        <a:prstGeom prst="rect">
+                          <a:avLst/>
+                        </a:prstGeom>
+                        <a:noFill/>
+                        <a:ln w="57150">
+                          <a:solidFill>
+                            <a:srgbClr val="FF0000"/>
+                          </a:solidFill>
+                        </a:ln>
+                      </wps:spPr>
+                      <wps:style>
+                        <a:lnRef idx="2">
+                          <a:schemeClr val="accent1">
+                            <a:shade val="50000"/>
+                          </a:schemeClr>
+                        </a:lnRef>
+                        <a:fillRef idx="1">
+                          <a:schemeClr val="accent1"/>
+                        </a:fillRef>
+                        <a:effectRef idx="0">
+                          <a:schemeClr val="accent1"/>
+                        </a:effectRef>
+                        <a:fontRef idx="minor">
+                          <a:schemeClr val="lt1"/>
+                        </a:fontRef>
+                      </wps:style>
+                      <wps:bodyPr rot="0" spcFirstLastPara="0" vertOverflow="overflow" horzOverflow="overflow" vert="horz" wrap="square" lIns="91440" tIns="45720" rIns="91440" bIns="45720" numCol="1" spcCol="0" rtlCol="0" fromWordArt="0" anchor="ctr" anchorCtr="0" forceAA="0" compatLnSpc="1">
+                        <a:prstTxWarp prst="textNoShape">
+                          <a:avLst/>
+                        </a:prstTxWarp>
+                        <a:noAutofit/>
+                      </wps:bodyPr>
+                    </wps:wsp>
+                  </a:graphicData>
+                </a:graphic>
+              </wp:anchor>
+            </w:drawing>
+          </mc:Choice>
+          <mc:Fallback>
+            <w:pict>
+              <v:rect w14:anchorId="5B1D20C4" id="Prostokąt 4" o:spid="_x0000_s1026" style="position:absolute;margin-left:-18.1pt;margin-top:28.95pt;width:169.95pt;height:226.9pt;z-index:251662336;visibility:visible;mso-wrap-style:square;mso-wrap-distance-left:9pt;mso-wrap-distance-top:0;mso-wrap-distance-right:9pt;mso-wrap-distance-bottom:0;mso-position-horizontal:absolute;mso-position-horizontal-relative:text;mso-position-vertical:absolute;mso-position-vertical-relative:text;v-text-anchor:middle" o:gfxdata="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" filled="f" strokecolor="red" strokeweight="4.5pt"/>
+            </w:pict>
+          </mc:Fallback>
+        </mc:AlternateContent>
+      </w:r>
+      <w:r>
+        <w:rPr>
+          <w:rFonts w:ascii="Arial" w:hAnsi="Arial" w:cs="Arial"/>
+          <w:sz w:val="36"/>
+          <w:szCs w:val="36"/>
+          <w:highlight w:val="red"/>
+        </w:rPr>
+        <w:t xml:space="preserve">( </w:t>
+      </w:r>
+      <w:r>
+        <w:rPr>
+          <w:rFonts w:ascii="Arial" w:hAnsi="Arial" w:cs="Arial"/>
+          <w:sz w:val="36"/>
+          <w:szCs w:val="36"/>
+          <w:highlight w:val="red"/>
+        </w:rPr>
+        <w:t>19</w:t>
+      </w:r>
+      <w:r>
+        <w:rPr>
+          <w:rFonts w:ascii="Arial" w:hAnsi="Arial" w:cs="Arial"/>
+          <w:sz w:val="36"/>
+          <w:szCs w:val="36"/>
+          <w:highlight w:val="red"/>
+        </w:rPr>
+        <w:t xml:space="preserve"> razy )</w:t>
+      </w:r>
+    </w:p>
+    <w:p>
+      <w:pPr>
+        <w:rPr>
+          <w:rFonts w:ascii="Arial" w:hAnsi="Arial" w:cs="Arial"/>
+        </w:rPr>
+      </w:pPr>
+      <w:r>
+        <w:rPr>
+          <w:rFonts w:ascii="Arial" w:hAnsi="Arial" w:cs="Arial"/>
+          <w:sz w:val="36"/>
+          <w:szCs w:val="36"/>
+        </w:rPr>
+        <w:drawing>
+          <wp:inline distT="0" distB="0" distL="0" distR="0" wp14:anchorId="7DC85A49" wp14:editId="23EA7367">
+            <wp:extent cx="5760720" cy="2200910"/>
+            <wp:effectExtent l="0" t="0" r="0" b="8890"/>
+            <wp:docPr id="11" name="Obraz 11"/>
+            <wp:cNvGraphicFramePr>
+              <a:graphicFrameLocks xmlns:a="http://schemas.openxmlformats.org/drawingml/2006/main" noChangeAspect="1"/>
+            </wp:cNvGraphicFramePr>
+            <a:graphic xmlns:a="http://schemas.openxmlformats.org/drawingml/2006/main">
+              <a:graphicData uri="http://schemas.openxmlformats.org/drawingml/2006/picture">
+                <pic:pic xmlns:pic="http://schemas.openxmlformats.org/drawingml/2006/picture">
+                  <pic:nvPicPr>
+                    <pic:cNvPr id="1" name=""/>
+                    <pic:cNvPicPr/>
+                  </pic:nvPicPr>
+                  <pic:blipFill>
+                    <a:blip r:embed="rId9"/>
+                    <a:stretch>
+                      <a:fillRect/>
+                    </a:stretch>
+                  </pic:blipFill>
+                  <pic:spPr>
+                    <a:xfrm>
+                      <a:off x="0" y="0"/>
+                      <a:ext cx="5760720" cy="2200910"/>
+                    </a:xfrm>
+                    <a:prstGeom prst="rect">
+                      <a:avLst/>
+                    </a:prstGeom>
+                  </pic:spPr>
+                </pic:pic>
+              </a:graphicData>
+            </a:graphic>
+          </wp:inline>
+        </w:drawing>
+      </w:r>
+    </w:p>
+    <w:p>
+      <w:pPr>
+        <w:pStyle w:val="Akapitzlist"/>
+        <w:ind w:left="1416"/>
+        <w:rPr>
+          <w:rFonts w:ascii="Arial" w:hAnsi="Arial" w:cs="Arial"/>
+          <w:sz w:val="32"/>
+          <w:szCs w:val="32"/>
+        </w:rPr>
+      </w:pPr>
+    </w:p>
+    <w:p>
+      <w:pPr>
+        <w:pStyle w:val="Akapitzlist"/>
+        <w:ind w:left="1416"/>
+        <w:rPr>
+          <w:rFonts w:ascii="Arial" w:hAnsi="Arial" w:cs="Arial"/>
+          <w:sz w:val="32"/>
+          <w:szCs w:val="32"/>
+        </w:rPr>
+      </w:pPr>
+    </w:p>
+    <w:p>
+      <w:pPr>
+        <w:pStyle w:val="Akapitzlist"/>
+        <w:ind w:left="1416"/>
+        <w:rPr>
+          <w:rFonts w:ascii="Arial" w:hAnsi="Arial" w:cs="Arial"/>
+          <w:sz w:val="32"/>
+          <w:szCs w:val="32"/>
+        </w:rPr>
+      </w:pPr>
+      <w:r>
+        <w:rPr>
+          <w:rFonts w:ascii="Arial" w:hAnsi="Arial" w:cs="Arial"/>
+          <w:sz w:val="32"/>
+          <w:szCs w:val="32"/>
+        </w:rPr>
+        <w:t xml:space="preserve">                  </w:t>
+      </w:r>
+    </w:p>
+    <w:p>
+      <w:pPr>
+        <w:pStyle w:val="Akapitzlist"/>
+        <w:ind w:left="1416"/>
+        <w:rPr>
+          <w:rFonts w:ascii="Arial" w:hAnsi="Arial" w:cs="Arial"/>
+          <w:sz w:val="32"/>
+          <w:szCs w:val="32"/>
+        </w:rPr>
+      </w:pPr>
+    </w:p>
+    <w:p>
+      <w:pPr>
+        <w:pStyle w:val="Akapitzlist"/>
+        <w:ind w:left="1416"/>
+        <w:jc w:val="center"/>
+        <w:rPr>
+          <w:rFonts w:ascii="Arial" w:hAnsi="Arial" w:cs="Arial"/>
+          <w:i/>
+          <w:iCs/>
+          <w:color w:val="FF0000"/>
+          <w:sz w:val="32"/>
+          <w:szCs w:val="32"/>
+          <w:shd w:val="clear" w:color="auto" w:fill="FFFFFF"/>
+        </w:rPr>
+      </w:pPr>
+      <w:r>
+        <w:rPr>
+          <w:rFonts w:ascii="Arial" w:hAnsi="Arial" w:cs="Arial"/>
+          <w:color w:val="444444"/>
+          <w:sz w:val="28"/>
+          <w:szCs w:val="28"/>
+          <w:shd w:val="clear" w:color="auto" w:fill="FFFFFF"/>
+        </w:rPr>
+        <w:t xml:space="preserve">Obraz bez tekstu alternatywnego powoduje </w:t>
+      </w:r>
+      <w:r>
+        <w:rPr>
+          <w:rFonts w:ascii="Arial" w:hAnsi="Arial" w:cs="Arial"/>
+          <w:i/>
+          <w:iCs/>
+          <w:color w:val="444444"/>
+          <w:sz w:val="28"/>
+          <w:szCs w:val="28"/>
+          <w:shd w:val="clear" w:color="auto" w:fill="FFFFFF"/>
+        </w:rPr>
+        <w:t>wyświetlenie pustego linku</w:t>
+      </w:r>
+      <w:r>
+        <w:rPr>
+          <w:rFonts w:ascii="Arial" w:hAnsi="Arial" w:cs="Arial"/>
+          <w:i/>
+          <w:iCs/>
+          <w:color w:val="444444"/>
+          <w:sz w:val="32"/>
+          <w:szCs w:val="32"/>
+          <w:shd w:val="clear" w:color="auto" w:fill="FFFFFF"/>
+        </w:rPr>
+        <w:t xml:space="preserve">. </w:t>
+      </w:r>
+      <w:r>
+        <w:rPr>
+          <w:rFonts w:ascii="Arial" w:hAnsi="Arial" w:cs="Arial"/>
+          <w:i/>
+          <w:iCs/>
+          <w:color w:val="FF0000"/>
+          <w:sz w:val="32"/>
+          <w:szCs w:val="32"/>
+          <w:shd w:val="clear" w:color="auto" w:fill="FFFFFF"/>
+        </w:rPr>
+        <w:t>(Norma: WCAG . . .</w:t>
+      </w:r>
+    </w:p>
+    <w:p>
+      <w:pPr>
+        <w:pStyle w:val="Akapitzlist"/>
+        <w:numPr>
+          <w:ilvl w:val="2"/>
+          <w:numId w:val="4"/>
+        </w:numPr>
+        <w:jc w:val="center"/>
+        <w:rPr>
+          <w:rFonts w:ascii="Arial" w:hAnsi="Arial" w:cs="Arial"/>
+          <w:i/>
+          <w:iCs/>
+          <w:color w:val="FF0000"/>
+          <w:sz w:val="32"/>
+          <w:szCs w:val="32"/>
+          <w:shd w:val="clear" w:color="auto" w:fill="FFFFFF"/>
+        </w:rPr>
+      </w:pPr>
+      <w:r>
+        <w:rPr>
+          <w:rFonts w:ascii="Arial" w:hAnsi="Arial" w:cs="Arial"/>
+          <w:color w:val="111111"/>
+          <w:sz w:val="27"/>
+          <w:szCs w:val="27"/>
+          <w:shd w:val="clear" w:color="auto" w:fill="F7F7F7"/>
+        </w:rPr>
+        <w:lastRenderedPageBreak/>
+        <w:t>Obrazy, przyciski obrazów i punkty aktywne mapy obrazów mają odpowiedni, równoważny tekst alternatywny.</w:t>
+      </w:r>
+      <w:r>
+        <w:rPr>
+          <w:rFonts w:ascii="Arial" w:hAnsi="Arial" w:cs="Arial"/>
+          <w:i/>
+          <w:iCs/>
+          <w:color w:val="FF0000"/>
+          <w:sz w:val="32"/>
+          <w:szCs w:val="32"/>
+          <w:shd w:val="clear" w:color="auto" w:fill="FFFFFF"/>
+        </w:rPr>
+        <w:t>)</w:t>
+      </w:r>
+    </w:p>
+    <w:p>
+      <w:pPr>
+        <w:pStyle w:val="Akapitzlist"/>
+        <w:ind w:left="1416"/>
+        <w:jc w:val="center"/>
+        <w:rPr>
+          <w:rFonts w:ascii="Arial" w:hAnsi="Arial" w:cs="Arial"/>
+          <w:i/>
+          <w:iCs/>
+          <w:color w:val="7030A0"/>
+          <w:sz w:val="32"/>
+          <w:szCs w:val="32"/>
+          <w:shd w:val="clear" w:color="auto" w:fill="FFFFFF"/>
+        </w:rPr>
+      </w:pPr>
+    </w:p>
+    <w:p>
+      <w:pPr>
+        <w:pStyle w:val="Akapitzlist"/>
+        <w:numPr>
+          <w:ilvl w:val="2"/>
+          <w:numId w:val="2"/>
+        </w:numPr>
+        <w:rPr>
+          <w:rFonts w:ascii="Arial" w:hAnsi="Arial" w:cs="Arial"/>
+          <w:color w:val="7030A0"/>
+          <w:sz w:val="32"/>
+          <w:szCs w:val="32"/>
+          <w:shd w:val="clear" w:color="auto" w:fill="FFFFFF"/>
+        </w:rPr>
+      </w:pPr>
+      <w:r>
+        <w:rPr>
+          <w:rFonts w:ascii="Arial" w:hAnsi="Arial" w:cs="Arial"/>
+          <w:color w:val="7030A0"/>
+          <w:sz w:val="32"/>
+          <w:szCs w:val="32"/>
+          <w:shd w:val="clear" w:color="auto" w:fill="FFFFFF"/>
+        </w:rPr>
+        <w:t>Co warto zrobić?</w:t>
+      </w:r>
+    </w:p>
+    <w:p>
+      <w:pPr>
+        <w:pStyle w:val="Akapitzlist"/>
+        <w:rPr>
+          <w:rFonts w:ascii="Arial" w:hAnsi="Arial" w:cs="Arial"/>
+          <w:color w:val="111111"/>
+          <w:sz w:val="27"/>
+          <w:szCs w:val="27"/>
+          <w:shd w:val="clear" w:color="auto" w:fill="F7F7F7"/>
+        </w:rPr>
+      </w:pPr>
+      <w:r>
+        <w:rPr>
+          <w:rFonts w:ascii="Arial" w:hAnsi="Arial" w:cs="Arial"/>
+          <w:color w:val="111111"/>
+          <w:sz w:val="27"/>
+          <w:szCs w:val="27"/>
+          <w:shd w:val="clear" w:color="auto" w:fill="F7F7F7"/>
+        </w:rPr>
+        <w:t>Dodaj atrybut alt do obrazu. Wartość atrybutu powinna dokładnie i zwięźle przedstawiać zawartość i funkcję obrazu.</w:t>
+      </w:r>
+    </w:p>
+    <w:p>
+      <w:pPr>
+        <w:pStyle w:val="Akapitzlist"/>
+        <w:rPr>
+          <w:rFonts w:ascii="Arial" w:hAnsi="Arial" w:cs="Arial"/>
+          <w:color w:val="7030A0"/>
+          <w:sz w:val="32"/>
+          <w:szCs w:val="32"/>
+        </w:rPr>
+      </w:pPr>
+    </w:p>
+    <w:p>
+      <w:pPr>
+        <w:ind w:left="360"/>
+        <w:jc w:val="center"/>
+        <w:rPr>
+          <w:rFonts w:ascii="Arial" w:hAnsi="Arial" w:cs="Arial"/>
+          <w:color w:val="FF0000"/>
+          <w:sz w:val="36"/>
+          <w:szCs w:val="36"/>
+        </w:rPr>
+      </w:pPr>
+      <w:r>
+        <w:rPr>
+          <w:rFonts w:ascii="Arial" w:hAnsi="Arial" w:cs="Arial"/>
+          <w:color w:val="FF0000"/>
+          <w:sz w:val="36"/>
+          <w:szCs w:val="36"/>
+        </w:rPr>
+        <w:t xml:space="preserve">2. </w:t>
+      </w:r>
+      <w:r>
+        <w:rPr>
+          <w:rFonts w:ascii="Arial" w:hAnsi="Arial" w:cs="Arial"/>
+          <w:color w:val="FF0000"/>
+          <w:sz w:val="36"/>
+          <w:szCs w:val="36"/>
+        </w:rPr>
+        <w:t>W połączonych obrazach brakuje tekstu alternatywnego.</w:t>
+      </w:r>
+    </w:p>
+    <w:p>
+      <w:pPr>
+        <w:pStyle w:val="Akapitzlist"/>
+        <w:jc w:val="center"/>
+        <w:rPr>
+          <w:rFonts w:ascii="Arial" w:hAnsi="Arial" w:cs="Arial"/>
+          <w:sz w:val="36"/>
+          <w:szCs w:val="36"/>
+        </w:rPr>
+      </w:pPr>
+      <w:r>
+        <w:rPr>
+          <w:rFonts w:ascii="Arial" w:hAnsi="Arial" w:cs="Arial"/>
+          <w:sz w:val="36"/>
+          <w:szCs w:val="36"/>
+          <w:highlight w:val="red"/>
+        </w:rPr>
+        <w:t>(</w:t>
+      </w:r>
+      <w:r>
+        <w:rPr>
+          <w:rFonts w:ascii="Arial" w:hAnsi="Arial" w:cs="Arial"/>
+          <w:sz w:val="36"/>
+          <w:szCs w:val="36"/>
+          <w:highlight w:val="red"/>
+        </w:rPr>
+        <w:t>33</w:t>
+      </w:r>
+      <w:r>
+        <w:rPr>
+          <w:rFonts w:ascii="Arial" w:hAnsi="Arial" w:cs="Arial"/>
+          <w:sz w:val="36"/>
+          <w:szCs w:val="36"/>
+          <w:highlight w:val="red"/>
+        </w:rPr>
+        <w:t xml:space="preserve"> raz</w:t>
+      </w:r>
+      <w:r>
+        <w:rPr>
+          <w:rFonts w:ascii="Arial" w:hAnsi="Arial" w:cs="Arial"/>
+          <w:sz w:val="36"/>
+          <w:szCs w:val="36"/>
+          <w:highlight w:val="red"/>
+        </w:rPr>
+        <w:t>y</w:t>
+      </w:r>
+      <w:r>
+        <w:rPr>
+          <w:rFonts w:ascii="Arial" w:hAnsi="Arial" w:cs="Arial"/>
+          <w:sz w:val="36"/>
+          <w:szCs w:val="36"/>
+          <w:highlight w:val="red"/>
+        </w:rPr>
+        <w:t>)</w:t>
+      </w:r>
+    </w:p>
+    <w:p>
+      <w:pPr>
+        <w:pStyle w:val="Akapitzlist"/>
+        <w:jc w:val="center"/>
+        <w:rPr>
+          <w:rFonts w:ascii="Arial" w:hAnsi="Arial" w:cs="Arial"/>
+          <w:sz w:val="36"/>
+          <w:szCs w:val="36"/>
+        </w:rPr>
+      </w:pPr>
+    </w:p>
+    <w:p>
+      <w:pPr>
+        <w:pStyle w:val="Akapitzlist"/>
+        <w:jc w:val="center"/>
+        <w:rPr>
+          <w:rFonts w:ascii="Arial" w:hAnsi="Arial" w:cs="Arial"/>
+          <w:sz w:val="36"/>
+          <w:szCs w:val="36"/>
+        </w:rPr>
+      </w:pPr>
+      <w:r>
+        <w:rPr>
+          <w:rFonts w:ascii="Arial" w:hAnsi="Arial" w:cs="Arial"/>
+          <w:noProof/>
+          <w:sz w:val="36"/>
+          <w:szCs w:val="36"/>
+        </w:rPr>
+        <mc:AlternateContent>
+          <mc:Choice Requires="wps">
+            <w:drawing>
+              <wp:anchor distT="0" distB="0" distL="114300" distR="114300" simplePos="0" relativeHeight="251663360" behindDoc="0" locked="0" layoutInCell="1" allowOverlap="1" wp14:anchorId="07169AD2" wp14:editId="2F544904">
+                <wp:simplePos x="0" y="0"/>
+                <wp:positionH relativeFrom="column">
+                  <wp:posOffset>1624329</wp:posOffset>
+                </wp:positionH>
+                <wp:positionV relativeFrom="paragraph">
+                  <wp:posOffset>34290</wp:posOffset>
+                </wp:positionV>
+                <wp:extent cx="2981325" cy="4257675"/>
+                <wp:effectExtent l="19050" t="19050" r="28575" b="28575"/>
+                <wp:wrapNone/>
+                <wp:docPr id="7" name="Prostokąt 7"/>
+                <wp:cNvGraphicFramePr/>
+                <a:graphic xmlns:a="http://schemas.openxmlformats.org/drawingml/2006/main">
+                  <a:graphicData uri="http://schemas.microsoft.com/office/word/2010/wordprocessingShape">
+                    <wps:wsp>
+                      <wps:cNvSpPr/>
+                      <wps:spPr>
+                        <a:xfrm>
+                          <a:off x="0" y="0"/>
+                          <a:ext cx="2981325" cy="4257675"/>
+                        </a:xfrm>
+                        <a:prstGeom prst="rect">
+                          <a:avLst/>
+                        </a:prstGeom>
+                        <a:noFill/>
+                        <a:ln w="38100">
+                          <a:solidFill>
+                            <a:srgbClr val="FF0000"/>
+                          </a:solidFill>
+                        </a:ln>
+                      </wps:spPr>
+                      <wps:style>
+                        <a:lnRef idx="2">
+                          <a:schemeClr val="accent1">
+                            <a:shade val="50000"/>
+                          </a:schemeClr>
+                        </a:lnRef>
+                        <a:fillRef idx="1">
+                          <a:schemeClr val="accent1"/>
+                        </a:fillRef>
+                        <a:effectRef idx="0">
+                          <a:schemeClr val="accent1"/>
+                        </a:effectRef>
+                        <a:fontRef idx="minor">
+                          <a:schemeClr val="lt1"/>
+                        </a:fontRef>
+                      </wps:style>
+                      <wps:bodyPr rot="0" spcFirstLastPara="0" vertOverflow="overflow" horzOverflow="overflow" vert="horz" wrap="square" lIns="91440" tIns="45720" rIns="91440" bIns="45720" numCol="1" spcCol="0" rtlCol="0" fromWordArt="0" anchor="ctr" anchorCtr="0" forceAA="0" compatLnSpc="1">
+                        <a:prstTxWarp prst="textNoShape">
+                          <a:avLst/>
+                        </a:prstTxWarp>
+                        <a:noAutofit/>
+                      </wps:bodyPr>
+                    </wps:wsp>
+                  </a:graphicData>
+                </a:graphic>
+                <wp14:sizeRelH relativeFrom="margin">
+                  <wp14:pctWidth>0</wp14:pctWidth>
+                </wp14:sizeRelH>
+                <wp14:sizeRelV relativeFrom="margin">
+                  <wp14:pctHeight>0</wp14:pctHeight>
+                </wp14:sizeRelV>
+              </wp:anchor>
+            </w:drawing>
+          </mc:Choice>
+          <mc:Fallback>
+            <w:pict>
+              <v:rect w14:anchorId="09FA05E0" id="Prostokąt 7" o:spid="_x0000_s1026" style="position:absolute;margin-left:127.9pt;margin-top:2.7pt;width:234.75pt;height:335.25pt;z-index:251663360;visibility:visible;mso-wrap-style:square;mso-width-percent:0;mso-height-percent:0;mso-wrap-distance-left:9pt;mso-wrap-distance-top:0;mso-wrap-distance-right:9pt;mso-wrap-distance-bottom:0;mso-position-horizontal:absolute;mso-position-horizontal-relative:text;mso-position-vertical:absolute;mso-position-vertical-relative:text;mso-width-percent:0;mso-height-percent:0;mso-width-relative:margin;mso-height-relative:margin;v-text-anchor:middle" o:gfxdata="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" filled="f" strokecolor="red" strokeweight="3pt"/>
+            </w:pict>
+          </mc:Fallback>
+        </mc:AlternateContent>
+      </w:r>
+    </w:p>
+    <w:p>
+      <w:pPr>
+        <w:pStyle w:val="Akapitzlist"/>
+        <w:jc w:val="center"/>
+        <w:rPr>
+          <w:rFonts w:ascii="Arial" w:hAnsi="Arial" w:cs="Arial"/>
+          <w:sz w:val="36"/>
+          <w:szCs w:val="36"/>
+        </w:rPr>
+      </w:pPr>
+      <w:r>
+        <w:rPr>
+          <w:rFonts w:ascii="Arial" w:hAnsi="Arial" w:cs="Arial"/>
+          <w:sz w:val="36"/>
+          <w:szCs w:val="36"/>
+        </w:rPr>
+        <w:drawing>
+          <wp:inline distT="0" distB="0" distL="0" distR="0" wp14:anchorId="4A2DE714" wp14:editId="5E06BBDC">
+            <wp:extent cx="2600688" cy="4010585"/>
+            <wp:effectExtent l="0" t="0" r="9525" b="9525"/>
+            <wp:docPr id="12" name="Obraz 12"/>
+            <wp:cNvGraphicFramePr>
+              <a:graphicFrameLocks xmlns:a="http://schemas.openxmlformats.org/drawingml/2006/main" noChangeAspect="1"/>
+            </wp:cNvGraphicFramePr>
+            <a:graphic xmlns:a="http://schemas.openxmlformats.org/drawingml/2006/main">
+              <a:graphicData uri="http://schemas.openxmlformats.org/drawingml/2006/picture">
+                <pic:pic xmlns:pic="http://schemas.openxmlformats.org/drawingml/2006/picture">
+                  <pic:nvPicPr>
+                    <pic:cNvPr id="1" name=""/>
+                    <pic:cNvPicPr/>
+                  </pic:nvPicPr>
+                  <pic:blipFill>
+                    <a:blip r:embed="rId10"/>
+                    <a:stretch>
+                      <a:fillRect/>
+                    </a:stretch>
+                  </pic:blipFill>
+                  <pic:spPr>
+                    <a:xfrm>
+                      <a:off x="0" y="0"/>
+                      <a:ext cx="2600688" cy="4010585"/>
+                    </a:xfrm>
+                    <a:prstGeom prst="rect">
+                      <a:avLst/>
+                    </a:prstGeom>
+                  </pic:spPr>
+                </pic:pic>
+              </a:graphicData>
+            </a:graphic>
+          </wp:inline>
+        </w:drawing>
+      </w:r>
+    </w:p>
+    <w:p>
+      <w:pPr>
+        <w:pStyle w:val="Akapitzlist"/>
+        <w:jc w:val="center"/>
+        <w:rPr>
+          <w:rFonts w:ascii="Arial" w:hAnsi="Arial" w:cs="Arial"/>
+          <w:i/>
+          <w:iCs/>
+          <w:color w:val="FF0000"/>
+          <w:sz w:val="32"/>
+          <w:szCs w:val="32"/>
+          <w:shd w:val="clear" w:color="auto" w:fill="FFFFFF"/>
+        </w:rPr>
+      </w:pPr>
+      <w:r>
+        <w:rPr>
+          <w:rFonts w:ascii="Arial" w:hAnsi="Arial" w:cs="Arial"/>
+          <w:color w:val="444444"/>
+          <w:sz w:val="28"/>
+          <w:szCs w:val="28"/>
+          <w:shd w:val="clear" w:color="auto" w:fill="FFFFFF"/>
+        </w:rPr>
+        <w:t xml:space="preserve">Obraz bez tekstu alternatywnego powoduje </w:t>
+      </w:r>
+      <w:r>
+        <w:rPr>
+          <w:rFonts w:ascii="Arial" w:hAnsi="Arial" w:cs="Arial"/>
+          <w:i/>
+          <w:iCs/>
+          <w:color w:val="444444"/>
+          <w:sz w:val="28"/>
+          <w:szCs w:val="28"/>
+          <w:shd w:val="clear" w:color="auto" w:fill="FFFFFF"/>
+        </w:rPr>
+        <w:t>wyświetlenie pustego linku</w:t>
+      </w:r>
+      <w:r>
+        <w:rPr>
+          <w:rFonts w:ascii="Arial" w:hAnsi="Arial" w:cs="Arial"/>
+          <w:i/>
+          <w:iCs/>
+          <w:color w:val="444444"/>
+          <w:sz w:val="32"/>
+          <w:szCs w:val="32"/>
+          <w:shd w:val="clear" w:color="auto" w:fill="FFFFFF"/>
+        </w:rPr>
+        <w:t xml:space="preserve">. </w:t>
+      </w:r>
+      <w:r>
+        <w:rPr>
+          <w:rFonts w:ascii="Arial" w:hAnsi="Arial" w:cs="Arial"/>
+          <w:color w:val="444444"/>
+          <w:sz w:val="28"/>
+          <w:szCs w:val="28"/>
+          <w:shd w:val="clear" w:color="auto" w:fill="FFFFFF"/>
+        </w:rPr>
+        <w:t xml:space="preserve"> </w:t>
+      </w:r>
+      <w:r>
+        <w:rPr>
+          <w:rFonts w:ascii="Arial" w:hAnsi="Arial" w:cs="Arial"/>
+          <w:i/>
+          <w:iCs/>
+          <w:color w:val="FF0000"/>
+          <w:sz w:val="32"/>
+          <w:szCs w:val="32"/>
+          <w:shd w:val="clear" w:color="auto" w:fill="FFFFFF"/>
+        </w:rPr>
+        <w:t>(Norma: WCAG . . .</w:t>
+      </w:r>
+    </w:p>
+    <w:p>
+      <w:pPr>
+        <w:pStyle w:val="Akapitzlist"/>
+        <w:jc w:val="center"/>
+        <w:rPr>
+          <w:rFonts w:ascii="Arial" w:hAnsi="Arial" w:cs="Arial"/>
+          <w:i/>
+          <w:iCs/>
+          <w:color w:val="FF0000"/>
+          <w:sz w:val="32"/>
+          <w:szCs w:val="32"/>
+          <w:shd w:val="clear" w:color="auto" w:fill="FFFFFF"/>
+        </w:rPr>
+      </w:pPr>
+    </w:p>
+    <w:p>
+      <w:pPr>
+        <w:pStyle w:val="Akapitzlist"/>
+        <w:ind w:left="2496"/>
+        <w:rPr>
+          <w:rFonts w:ascii="Arial" w:hAnsi="Arial" w:cs="Arial"/>
+          <w:i/>
+          <w:iCs/>
+          <w:color w:val="FF0000"/>
+          <w:sz w:val="32"/>
+          <w:szCs w:val="32"/>
+          <w:shd w:val="clear" w:color="auto" w:fill="FFFFFF"/>
+        </w:rPr>
+      </w:pPr>
+      <w:r>
+        <w:rPr>
+          <w:rFonts w:ascii="Arial" w:hAnsi="Arial" w:cs="Arial"/>
+          <w:i/>
+          <w:iCs/>
+          <w:color w:val="FF0000"/>
+          <w:sz w:val="32"/>
+          <w:szCs w:val="32"/>
+          <w:shd w:val="clear" w:color="auto" w:fill="FFFFFF"/>
+        </w:rPr>
+        <w:lastRenderedPageBreak/>
+        <w:t>1.1.1</w:t>
+      </w:r>
+      <w:r>
+        <w:rPr>
+          <w:rFonts w:ascii="Arial" w:hAnsi="Arial" w:cs="Arial"/>
+          <w:i/>
+          <w:iCs/>
+          <w:color w:val="FF0000"/>
+          <w:sz w:val="32"/>
+          <w:szCs w:val="32"/>
+          <w:shd w:val="clear" w:color="auto" w:fill="FFFFFF"/>
+        </w:rPr>
+        <w:t>-</w:t>
+      </w:r>
+      <w:r>
+        <w:rPr>
+          <w:rFonts w:ascii="Arial" w:hAnsi="Arial" w:cs="Arial"/>
+          <w:color w:val="111111"/>
+          <w:sz w:val="27"/>
+          <w:szCs w:val="27"/>
+          <w:shd w:val="clear" w:color="auto" w:fill="F7F7F7"/>
+        </w:rPr>
+        <w:t xml:space="preserve"> </w:t>
+      </w:r>
+      <w:r>
+        <w:rPr>
+          <w:rFonts w:ascii="Arial" w:hAnsi="Arial" w:cs="Arial"/>
+          <w:color w:val="111111"/>
+          <w:sz w:val="27"/>
+          <w:szCs w:val="27"/>
+          <w:shd w:val="clear" w:color="auto" w:fill="F7F7F7"/>
+        </w:rPr>
+        <w:t>Obrazy, przyciski obrazów i punkty aktywne mapy obrazów mają odpowiedni, równoważny tekst alternatywny.</w:t>
+      </w:r>
+      <w:r>
+        <w:rPr>
+          <w:rFonts w:ascii="Arial" w:hAnsi="Arial" w:cs="Arial"/>
+          <w:i/>
+          <w:iCs/>
+          <w:color w:val="FF0000"/>
+          <w:sz w:val="32"/>
+          <w:szCs w:val="32"/>
+          <w:shd w:val="clear" w:color="auto" w:fill="FFFFFF"/>
+        </w:rPr>
+        <w:t xml:space="preserve">; </w:t>
+      </w:r>
+    </w:p>
+    <w:p>
+      <w:pPr>
+        <w:pStyle w:val="Akapitzlist"/>
+        <w:ind w:left="2136"/>
+        <w:rPr>
+          <w:rFonts w:ascii="Arial" w:hAnsi="Arial" w:cs="Arial"/>
+          <w:i/>
+          <w:iCs/>
+          <w:color w:val="FF0000"/>
+          <w:sz w:val="32"/>
+          <w:szCs w:val="32"/>
+          <w:shd w:val="clear" w:color="auto" w:fill="FFFFFF"/>
+        </w:rPr>
+      </w:pPr>
+    </w:p>
+    <w:p>
+      <w:pPr>
+        <w:pStyle w:val="Akapitzlist"/>
+        <w:ind w:left="1416"/>
+        <w:jc w:val="center"/>
+        <w:rPr>
+          <w:rFonts w:ascii="Arial" w:hAnsi="Arial" w:cs="Arial"/>
+          <w:i/>
+          <w:iCs/>
+          <w:color w:val="FF0000"/>
+          <w:sz w:val="32"/>
+          <w:szCs w:val="32"/>
+          <w:shd w:val="clear" w:color="auto" w:fill="FFFFFF"/>
+        </w:rPr>
+      </w:pPr>
+      <w:r>
+        <w:rPr>
+          <w:rFonts w:ascii="Arial" w:hAnsi="Arial" w:cs="Arial"/>
+          <w:i/>
+          <w:iCs/>
+          <w:color w:val="FF0000"/>
+          <w:sz w:val="32"/>
+          <w:szCs w:val="32"/>
+          <w:shd w:val="clear" w:color="auto" w:fill="FFFFFF"/>
+        </w:rPr>
+        <w:t xml:space="preserve">2.4.4 - </w:t>
+      </w:r>
+      <w:r>
+        <w:rPr>
+          <w:rFonts w:ascii="Arial" w:hAnsi="Arial" w:cs="Arial"/>
+          <w:color w:val="1D1D1D"/>
+          <w:sz w:val="28"/>
+          <w:szCs w:val="28"/>
+          <w:shd w:val="clear" w:color="auto" w:fill="FFFFFF"/>
+        </w:rPr>
+        <w:t>Cel każdego łącza może wynikać z samej treści łącza lub z treści tekstu powiązanego z kontekstem łącza określonym programowo, poza tymi przypadkami, kiedy cel łącza i tak byłby niejasny dla użytkowników.</w:t>
+      </w:r>
+      <w:r>
+        <w:rPr>
+          <w:rFonts w:ascii="Arial" w:hAnsi="Arial" w:cs="Arial"/>
+          <w:i/>
+          <w:iCs/>
+          <w:color w:val="FF0000"/>
+          <w:sz w:val="32"/>
+          <w:szCs w:val="32"/>
+          <w:shd w:val="clear" w:color="auto" w:fill="FFFFFF"/>
+        </w:rPr>
+        <w:t xml:space="preserve"> )</w:t>
+      </w:r>
+    </w:p>
+    <w:p>
+      <w:pPr>
+        <w:pStyle w:val="Akapitzlist"/>
+        <w:ind w:left="1416"/>
+        <w:jc w:val="center"/>
+        <w:rPr>
+          <w:rFonts w:ascii="Arial" w:hAnsi="Arial" w:cs="Arial"/>
+          <w:i/>
+          <w:iCs/>
+          <w:color w:val="FF0000"/>
+          <w:sz w:val="32"/>
+          <w:szCs w:val="32"/>
+          <w:shd w:val="clear" w:color="auto" w:fill="FFFFFF"/>
+        </w:rPr>
+      </w:pPr>
+    </w:p>
+    <w:p>
+      <w:pPr>
+        <w:pStyle w:val="Akapitzlist"/>
+        <w:numPr>
+          <w:ilvl w:val="2"/>
+          <w:numId w:val="8"/>
+        </w:numPr>
+        <w:rPr>
+          <w:rFonts w:ascii="Arial" w:hAnsi="Arial" w:cs="Arial"/>
+          <w:color w:val="7030A0"/>
+          <w:sz w:val="32"/>
+          <w:szCs w:val="32"/>
+          <w:shd w:val="clear" w:color="auto" w:fill="FFFFFF"/>
+        </w:rPr>
+      </w:pPr>
+      <w:r>
+        <w:rPr>
+          <w:rFonts w:ascii="Arial" w:hAnsi="Arial" w:cs="Arial"/>
+          <w:color w:val="7030A0"/>
+          <w:sz w:val="32"/>
+          <w:szCs w:val="32"/>
+          <w:shd w:val="clear" w:color="auto" w:fill="FFFFFF"/>
+        </w:rPr>
+        <w:t>Co warto zrobić?</w:t>
+      </w:r>
+    </w:p>
+    <w:p>
+      <w:pPr>
+        <w:pStyle w:val="Akapitzlist"/>
+        <w:numPr>
+          <w:ilvl w:val="1"/>
+          <w:numId w:val="8"/>
+        </w:numPr>
+        <w:rPr>
+          <w:rFonts w:ascii="Arial" w:hAnsi="Arial" w:cs="Arial"/>
+          <w:i/>
+          <w:iCs/>
+          <w:color w:val="FF0000"/>
+          <w:sz w:val="24"/>
+          <w:szCs w:val="24"/>
+          <w:shd w:val="clear" w:color="auto" w:fill="FFFFFF"/>
+        </w:rPr>
+      </w:pPr>
+      <w:r>
+        <w:rPr>
+          <w:rFonts w:ascii="Arial" w:hAnsi="Arial" w:cs="Arial"/>
+          <w:color w:val="111111"/>
+          <w:sz w:val="27"/>
+          <w:szCs w:val="27"/>
+          <w:shd w:val="clear" w:color="auto" w:fill="F7F7F7"/>
+        </w:rPr>
+        <w:t>Dodaj odpowiedni tekst alternatywny, który przedstawia treść obrazu i/lub funkcję linku.</w:t>
+      </w:r>
+    </w:p>
+    <w:p>
+      <w:pPr>
+        <w:rPr>
+          <w:rFonts w:ascii="Arial" w:hAnsi="Arial" w:cs="Arial"/>
+          <w:i/>
+          <w:iCs/>
+          <w:color w:val="FF0000"/>
+          <w:sz w:val="24"/>
+          <w:szCs w:val="24"/>
+          <w:shd w:val="clear" w:color="auto" w:fill="FFFFFF"/>
+        </w:rPr>
+      </w:pPr>
+    </w:p>
+    <w:p>
+      <w:pPr>
+        <w:ind w:left="360"/>
+        <w:jc w:val="center"/>
+        <w:rPr>
+          <w:rFonts w:ascii="Arial" w:hAnsi="Arial" w:cs="Arial"/>
+          <w:color w:val="FF0000"/>
+          <w:sz w:val="36"/>
+          <w:szCs w:val="36"/>
+        </w:rPr>
+      </w:pPr>
+      <w:r>
+        <w:rPr>
+          <w:rFonts w:ascii="Arial" w:hAnsi="Arial" w:cs="Arial"/>
+          <w:color w:val="FF0000"/>
+          <w:sz w:val="36"/>
+          <w:szCs w:val="36"/>
+        </w:rPr>
+        <w:t xml:space="preserve">2. </w:t>
+      </w:r>
+      <w:r>
+        <w:rPr>
+          <w:rFonts w:ascii="Arial" w:hAnsi="Arial" w:cs="Arial"/>
+          <w:color w:val="FF0000"/>
+          <w:sz w:val="36"/>
+          <w:szCs w:val="36"/>
+        </w:rPr>
+        <w:t>Bardzo niski kontrast</w:t>
+      </w:r>
+    </w:p>
+    <w:p>
+      <w:pPr>
+        <w:pStyle w:val="Akapitzlist"/>
+        <w:jc w:val="center"/>
+        <w:rPr>
+          <w:rFonts w:ascii="Arial" w:hAnsi="Arial" w:cs="Arial"/>
+          <w:sz w:val="36"/>
+          <w:szCs w:val="36"/>
+        </w:rPr>
+      </w:pPr>
+      <w:r>
+        <w:rPr>
+          <w:rFonts w:ascii="Arial" w:hAnsi="Arial" w:cs="Arial"/>
+          <w:sz w:val="36"/>
+          <w:szCs w:val="36"/>
+          <w:highlight w:val="red"/>
+        </w:rPr>
+        <w:t>(</w:t>
+      </w:r>
+      <w:r>
+        <w:rPr>
+          <w:rFonts w:ascii="Arial" w:hAnsi="Arial" w:cs="Arial"/>
+          <w:sz w:val="36"/>
+          <w:szCs w:val="36"/>
+          <w:highlight w:val="red"/>
+        </w:rPr>
+        <w:t xml:space="preserve">20 </w:t>
+      </w:r>
+      <w:r>
+        <w:rPr>
+          <w:rFonts w:ascii="Arial" w:hAnsi="Arial" w:cs="Arial"/>
+          <w:sz w:val="36"/>
+          <w:szCs w:val="36"/>
+          <w:highlight w:val="red"/>
+        </w:rPr>
+        <w:t>raz</w:t>
+      </w:r>
+      <w:r>
+        <w:rPr>
+          <w:rFonts w:ascii="Arial" w:hAnsi="Arial" w:cs="Arial"/>
+          <w:sz w:val="36"/>
+          <w:szCs w:val="36"/>
+          <w:highlight w:val="red"/>
+        </w:rPr>
+        <w:t>y</w:t>
+      </w:r>
+      <w:r>
+        <w:rPr>
+          <w:rFonts w:ascii="Arial" w:hAnsi="Arial" w:cs="Arial"/>
+          <w:sz w:val="36"/>
+          <w:szCs w:val="36"/>
+          <w:highlight w:val="red"/>
+        </w:rPr>
+        <w:t>)</w:t>
+      </w:r>
+    </w:p>
+    <w:p>
+      <w:pPr>
+        <w:rPr>
+          <w:rFonts w:ascii="Arial" w:hAnsi="Arial" w:cs="Arial"/>
+          <w:i/>
+          <w:iCs/>
+          <w:color w:val="FF0000"/>
+          <w:sz w:val="24"/>
+          <w:szCs w:val="24"/>
+          <w:shd w:val="clear" w:color="auto" w:fill="FFFFFF"/>
+        </w:rPr>
+      </w:pPr>
+    </w:p>
+    <w:p>
+      <w:pPr>
+        <w:pStyle w:val="Akapitzlist"/>
+        <w:jc w:val="center"/>
+        <w:rPr>
+          <w:rFonts w:ascii="Arial" w:hAnsi="Arial" w:cs="Arial"/>
+        </w:rPr>
+      </w:pPr>
+    </w:p>
+    <w:p>
+      <w:pPr>
+        <w:pStyle w:val="Akapitzlist"/>
+        <w:jc w:val="center"/>
+        <w:rPr>
+          <w:rFonts w:ascii="Arial" w:hAnsi="Arial" w:cs="Arial"/>
+        </w:rPr>
+      </w:pPr>
+      <w:r>
+        <w:rPr>
+          <w:rFonts w:ascii="Arial" w:hAnsi="Arial" w:cs="Arial"/>
+        </w:rPr>
+        <w:drawing>
+          <wp:inline distT="0" distB="0" distL="0" distR="0" wp14:anchorId="377608B0" wp14:editId="4638296C">
+            <wp:extent cx="2057687" cy="3486637"/>
+            <wp:effectExtent l="0" t="0" r="0" b="0"/>
+            <wp:docPr id="13" name="Obraz 13"/>
+            <wp:cNvGraphicFramePr>
+              <a:graphicFrameLocks xmlns:a="http://schemas.openxmlformats.org/drawingml/2006/main" noChangeAspect="1"/>
+            </wp:cNvGraphicFramePr>
+            <a:graphic xmlns:a="http://schemas.openxmlformats.org/drawingml/2006/main">
+              <a:graphicData uri="http://schemas.openxmlformats.org/drawingml/2006/picture">
+                <pic:pic xmlns:pic="http://schemas.openxmlformats.org/drawingml/2006/picture">
+                  <pic:nvPicPr>
+                    <pic:cNvPr id="1" name=""/>
+                    <pic:cNvPicPr/>
+                  </pic:nvPicPr>
+                  <pic:blipFill>
+                    <a:blip r:embed="rId11"/>
+                    <a:stretch>
+                      <a:fillRect/>
+                    </a:stretch>
+                  </pic:blipFill>
+                  <pic:spPr>
+                    <a:xfrm>
+                      <a:off x="0" y="0"/>
+                      <a:ext cx="2057687" cy="3486637"/>
+                    </a:xfrm>
+                    <a:prstGeom prst="rect">
+                      <a:avLst/>
+                    </a:prstGeom>
+                  </pic:spPr>
+                </pic:pic>
+              </a:graphicData>
+            </a:graphic>
+          </wp:inline>
+        </w:drawing>
+      </w:r>
+    </w:p>
+    <w:p>
+      <w:pPr>
+        <w:pStyle w:val="Akapitzlist"/>
+        <w:jc w:val="center"/>
+        <w:rPr>
+          <w:rFonts w:ascii="Arial" w:hAnsi="Arial" w:cs="Arial"/>
+        </w:rPr>
+      </w:pPr>
+    </w:p>
+    <w:p>
+      <w:pPr>
+        <w:pStyle w:val="Akapitzlist"/>
+        <w:jc w:val="center"/>
+        <w:rPr>
+          <w:rFonts w:ascii="Arial" w:hAnsi="Arial" w:cs="Arial"/>
+          <w:sz w:val="27"/>
+          <w:szCs w:val="27"/>
+          <w:shd w:val="clear" w:color="auto" w:fill="F7F7F7"/>
+        </w:rPr>
+      </w:pPr>
+      <w:r>
+        <w:rPr>
+          <w:rFonts w:ascii="Arial" w:hAnsi="Arial" w:cs="Arial"/>
+          <w:sz w:val="27"/>
+          <w:szCs w:val="27"/>
+          <w:shd w:val="clear" w:color="auto" w:fill="F7F7F7"/>
+        </w:rPr>
+        <w:t>Bardzo niski kontrast między kolorami tekstu i tła.</w:t>
+      </w:r>
+    </w:p>
+    <w:p>
+      <w:pPr>
+        <w:pStyle w:val="Akapitzlist"/>
+        <w:jc w:val="center"/>
+        <w:rPr>
+          <w:rFonts w:ascii="Arial" w:hAnsi="Arial" w:cs="Arial"/>
+          <w:i/>
+          <w:iCs/>
+          <w:color w:val="FF0000"/>
+          <w:sz w:val="32"/>
+          <w:szCs w:val="32"/>
+          <w:shd w:val="clear" w:color="auto" w:fill="FFFFFF"/>
+        </w:rPr>
+      </w:pPr>
+      <w:r>
+        <w:rPr>
+          <w:rFonts w:ascii="Arial" w:hAnsi="Arial" w:cs="Arial"/>
+          <w:i/>
+          <w:iCs/>
+          <w:color w:val="FF0000"/>
+          <w:sz w:val="32"/>
+          <w:szCs w:val="32"/>
+          <w:shd w:val="clear" w:color="auto" w:fill="FFFFFF"/>
+        </w:rPr>
+        <w:t>(Norma: WCAG . . .</w:t>
+      </w:r>
+    </w:p>
+    <w:p>
+      <w:pPr>
+        <w:pStyle w:val="Akapitzlist"/>
+        <w:jc w:val="center"/>
+        <w:rPr>
+          <w:rFonts w:ascii="Arial" w:hAnsi="Arial" w:cs="Arial"/>
+          <w:i/>
+          <w:iCs/>
+          <w:color w:val="FF0000"/>
+          <w:sz w:val="32"/>
+          <w:szCs w:val="32"/>
+          <w:shd w:val="clear" w:color="auto" w:fill="FFFFFF"/>
+        </w:rPr>
+      </w:pPr>
+    </w:p>
+    <w:p>
+      <w:pPr>
+        <w:pStyle w:val="Akapitzlist"/>
+        <w:ind w:left="2496"/>
+        <w:rPr>
+          <w:rFonts w:ascii="Arial" w:hAnsi="Arial" w:cs="Arial"/>
+          <w:i/>
+          <w:iCs/>
+          <w:color w:val="FF0000"/>
+          <w:sz w:val="32"/>
+          <w:szCs w:val="32"/>
+          <w:shd w:val="clear" w:color="auto" w:fill="FFFFFF"/>
+        </w:rPr>
+      </w:pPr>
+      <w:r>
+        <w:rPr>
+          <w:rFonts w:ascii="Arial" w:hAnsi="Arial" w:cs="Arial"/>
+          <w:i/>
+          <w:iCs/>
+          <w:color w:val="FF0000"/>
+          <w:sz w:val="32"/>
+          <w:szCs w:val="32"/>
+          <w:shd w:val="clear" w:color="auto" w:fill="FFFFFF"/>
+        </w:rPr>
+        <w:lastRenderedPageBreak/>
+        <w:t>1.</w:t>
+      </w:r>
+      <w:r>
+        <w:rPr>
+          <w:rFonts w:ascii="Arial" w:hAnsi="Arial" w:cs="Arial"/>
+          <w:i/>
+          <w:iCs/>
+          <w:color w:val="FF0000"/>
+          <w:sz w:val="32"/>
+          <w:szCs w:val="32"/>
+          <w:shd w:val="clear" w:color="auto" w:fill="FFFFFF"/>
+        </w:rPr>
+        <w:t xml:space="preserve">4.3 - </w:t>
+      </w:r>
+      <w:r>
+        <w:rPr>
+          <w:rFonts w:ascii="Arial" w:hAnsi="Arial" w:cs="Arial"/>
+          <w:color w:val="111111"/>
+          <w:sz w:val="27"/>
+          <w:szCs w:val="27"/>
+          <w:shd w:val="clear" w:color="auto" w:fill="F7F7F7"/>
+        </w:rPr>
+        <w:t>Tekst i obrazy tekstu mają współczynnik kontrastu co najmniej 4,5:1.</w:t>
+      </w:r>
+      <w:r>
+        <w:rPr>
+          <w:rFonts w:ascii="Arial" w:hAnsi="Arial" w:cs="Arial"/>
+          <w:color w:val="111111"/>
+          <w:sz w:val="27"/>
+          <w:szCs w:val="27"/>
+        </w:rPr>
+        <w:br/>
+      </w:r>
+      <w:r>
+        <w:rPr>
+          <w:rFonts w:ascii="Arial" w:hAnsi="Arial" w:cs="Arial"/>
+          <w:color w:val="111111"/>
+          <w:sz w:val="27"/>
+          <w:szCs w:val="27"/>
+          <w:shd w:val="clear" w:color="auto" w:fill="F7F7F7"/>
+        </w:rPr>
+        <w:t>Duży tekst - co najmniej 18 punktów (zwykle 24 piksele) lub 14 punktów (zwykle 18,66 piksela) i pogrubiony - ma współczynnik kontrastu co najmniej 3:1.</w:t>
+      </w:r>
+    </w:p>
+    <w:p>
+      <w:pPr>
+        <w:pStyle w:val="Akapitzlist"/>
+        <w:ind w:left="1416"/>
+        <w:jc w:val="center"/>
+        <w:rPr>
+          <w:rFonts w:ascii="Arial" w:hAnsi="Arial" w:cs="Arial"/>
+          <w:i/>
+          <w:iCs/>
+          <w:color w:val="FF0000"/>
+          <w:sz w:val="32"/>
+          <w:szCs w:val="32"/>
+          <w:shd w:val="clear" w:color="auto" w:fill="FFFFFF"/>
+        </w:rPr>
+      </w:pPr>
+      <w:r>
+        <w:rPr>
+          <w:rFonts w:ascii="Arial" w:hAnsi="Arial" w:cs="Arial"/>
+          <w:i/>
+          <w:iCs/>
+          <w:color w:val="FF0000"/>
+          <w:sz w:val="32"/>
+          <w:szCs w:val="32"/>
+          <w:shd w:val="clear" w:color="auto" w:fill="FFFFFF"/>
+        </w:rPr>
+        <w:t>)</w:t>
+      </w:r>
+    </w:p>
+    <w:p>
+      <w:pPr>
+        <w:pStyle w:val="Akapitzlist"/>
+        <w:ind w:left="1416"/>
+        <w:jc w:val="center"/>
+        <w:rPr>
+          <w:rFonts w:ascii="Arial" w:hAnsi="Arial" w:cs="Arial"/>
+          <w:i/>
+          <w:iCs/>
+          <w:color w:val="FF0000"/>
+          <w:sz w:val="32"/>
+          <w:szCs w:val="32"/>
+          <w:shd w:val="clear" w:color="auto" w:fill="FFFFFF"/>
+        </w:rPr>
+      </w:pPr>
+    </w:p>
+    <w:p>
+      <w:pPr>
+        <w:pStyle w:val="Akapitzlist"/>
+        <w:numPr>
+          <w:ilvl w:val="2"/>
+          <w:numId w:val="8"/>
+        </w:numPr>
+        <w:rPr>
+          <w:rFonts w:ascii="Arial" w:hAnsi="Arial" w:cs="Arial"/>
+          <w:color w:val="7030A0"/>
+          <w:sz w:val="32"/>
+          <w:szCs w:val="32"/>
+          <w:shd w:val="clear" w:color="auto" w:fill="FFFFFF"/>
+        </w:rPr>
+      </w:pPr>
+      <w:r>
+        <w:rPr>
+          <w:rFonts w:ascii="Arial" w:hAnsi="Arial" w:cs="Arial"/>
+          <w:color w:val="7030A0"/>
+          <w:sz w:val="32"/>
+          <w:szCs w:val="32"/>
+          <w:shd w:val="clear" w:color="auto" w:fill="FFFFFF"/>
+        </w:rPr>
+        <w:t>Co warto zrobić?</w:t>
+      </w:r>
+    </w:p>
+    <w:p>
+      <w:pPr>
+        <w:pStyle w:val="Akapitzlist"/>
+        <w:jc w:val="center"/>
+        <w:rPr>
+          <w:rFonts w:ascii="Arial" w:hAnsi="Arial" w:cs="Arial"/>
+        </w:rPr>
+      </w:pPr>
+      <w:r>
+        <w:rPr>
+          <w:rFonts w:ascii="Arial" w:hAnsi="Arial" w:cs="Arial"/>
+          <w:color w:val="111111"/>
+          <w:sz w:val="27"/>
+          <w:szCs w:val="27"/>
+          <w:shd w:val="clear" w:color="auto" w:fill="F7F7F7"/>
+        </w:rPr>
+        <w:t>Zwiększ kontrast między kolorem pierwszego planu  a kolorem tła. Duży tekst nie wymaga tak dużego kontrastu jak mniejszy tekst.</w:t>
+      </w:r>
     </w:p>
     <w:sectPr>
       <w:pgSz w:w="11906" w:h="16838"/>
@@ -1297,6 +2792,346 @@
 <file path=word/numbering.xml><?xml version="1.0" encoding="utf-8"?>
 <w:numbering xmlns:wpc="http://schemas.microsoft.com/office/word/2010/wordprocessingCanvas" xmlns:cx="http://schemas.microsoft.com/office/drawing/2014/chartex" xmlns:cx1="http://schemas.microsoft.com/office/drawing/2015/9/8/chartex" xmlns:cx2="http://schemas.microsoft.com/office/drawing/2015/10/21/chartex" xmlns:cx3="http://schemas.microsoft.com/office/drawing/2016/5/9/chartex" xmlns:cx4="http://schemas.microsoft.com/office/drawing/2016/5/10/chartex" xmlns:cx5="http://schemas.microsoft.com/office/drawing/2016/5/11/chartex" xmlns:cx6="http://schemas.microsoft.com/office/drawing/2016/5/12/chartex" xmlns:cx7="http://schemas.microsoft.com/office/drawing/2016/5/13/chartex" xmlns:cx8="http://schemas.microsoft.com/office/drawing/2016/5/14/chartex" xmlns:mc="http://schemas.openxmlformats.org/markup-compatibility/2006" xmlns:aink="http://schemas.microsoft.com/office/drawing/2016/ink" xmlns:am3d="http://schemas.microsoft.com/office/drawing/2017/model3d" xmlns:o="urn:schemas-microsoft-com:office:office" xmlns:r="http://schemas.openxmlformats.org/officeDocument/2006/relationships" xmlns:m="http://schemas.openxmlformats.org/officeDocument/2006/math" xmlns:v="urn:schemas-microsoft-com:vml" xmlns:wp14="http://schemas.microsoft.com/office/word/2010/wordprocessingDrawing" xmlns:wp="http://schemas.openxmlformats.org/drawingml/2006/wordprocessingDrawing" xmlns:w10="urn:schemas-microsoft-com:office:word" xmlns:w="http://schemas.openxmlformats.org/wordprocessingml/2006/main" xmlns:w14="http://schemas.microsoft.com/office/word/2010/wordml" xmlns:w15="http://schemas.microsoft.com/office/word/2012/wordml" xmlns:w16cex="http://schemas.microsoft.com/office/word/2018/wordml/cex" xmlns:w16cid="http://schemas.microsoft.com/office/word/2016/wordml/cid" xmlns:w16="http://schemas.microsoft.com/office/word/2018/wordml" xmlns:w16sdtdh="http://schemas.microsoft.com/office/word/2020/wordml/sdtdatahash" xmlns:w16se="http://schemas.microsoft.com/office/word/2015/wordml/symex" xmlns:wpg="http://schemas.microsoft.com/office/word/2010/wordprocessingGroup" xmlns:wpi="http://schemas.microsoft.com/office/word/2010/wordprocessingInk" xmlns:wne="http://schemas.microsoft.com/office/word/2006/wordml" xmlns:wps="http://schemas.microsoft.com/office/word/2010/wordprocessingShape" mc:Ignorable="w14 w15 w16se w16cid w16 w16cex w16sdtdh wp14">
   <w:abstractNum w:abstractNumId="0" w15:restartNumberingAfterBreak="0">
+    <w:nsid w:val="11F6468D"/>
+    <w:multiLevelType w:val="multilevel"/>
+    <w:tmpl w:val="9AFAE2E6"/>
+    <w:lvl w:ilvl="0">
+      <w:start w:val="1"/>
+      <w:numFmt w:val="decimal"/>
+      <w:lvlText w:val="%1."/>
+      <w:lvlJc w:val="left"/>
+      <w:pPr>
+        <w:ind w:left="735" w:hanging="735"/>
+      </w:pPr>
+      <w:rPr>
+        <w:rFonts w:hint="default"/>
+      </w:rPr>
+    </w:lvl>
+    <w:lvl w:ilvl="1">
+      <w:start w:val="1"/>
+      <w:numFmt w:val="decimal"/>
+      <w:lvlText w:val="%1.%2."/>
+      <w:lvlJc w:val="left"/>
+      <w:pPr>
+        <w:ind w:left="1443" w:hanging="735"/>
+      </w:pPr>
+      <w:rPr>
+        <w:rFonts w:hint="default"/>
+      </w:rPr>
+    </w:lvl>
+    <w:lvl w:ilvl="2">
+      <w:start w:val="1"/>
+      <w:numFmt w:val="decimal"/>
+      <w:lvlText w:val="%1.%2.%3-"/>
+      <w:lvlJc w:val="left"/>
+      <w:pPr>
+        <w:ind w:left="2496" w:hanging="1080"/>
+      </w:pPr>
+      <w:rPr>
+        <w:rFonts w:hint="default"/>
+      </w:rPr>
+    </w:lvl>
+    <w:lvl w:ilvl="3">
+      <w:start w:val="1"/>
+      <w:numFmt w:val="decimal"/>
+      <w:lvlText w:val="%1.%2.%3-%4."/>
+      <w:lvlJc w:val="left"/>
+      <w:pPr>
+        <w:ind w:left="3204" w:hanging="1080"/>
+      </w:pPr>
+      <w:rPr>
+        <w:rFonts w:hint="default"/>
+      </w:rPr>
+    </w:lvl>
+    <w:lvl w:ilvl="4">
+      <w:start w:val="1"/>
+      <w:numFmt w:val="decimal"/>
+      <w:lvlText w:val="%1.%2.%3-%4.%5."/>
+      <w:lvlJc w:val="left"/>
+      <w:pPr>
+        <w:ind w:left="4272" w:hanging="1440"/>
+      </w:pPr>
+      <w:rPr>
+        <w:rFonts w:hint="default"/>
+      </w:rPr>
+    </w:lvl>
+    <w:lvl w:ilvl="5">
+      <w:start w:val="1"/>
+      <w:numFmt w:val="decimal"/>
+      <w:lvlText w:val="%1.%2.%3-%4.%5.%6."/>
+      <w:lvlJc w:val="left"/>
+      <w:pPr>
+        <w:ind w:left="5340" w:hanging="1800"/>
+      </w:pPr>
+      <w:rPr>
+        <w:rFonts w:hint="default"/>
+      </w:rPr>
+    </w:lvl>
+    <w:lvl w:ilvl="6">
+      <w:start w:val="1"/>
+      <w:numFmt w:val="decimal"/>
+      <w:lvlText w:val="%1.%2.%3-%4.%5.%6.%7."/>
+      <w:lvlJc w:val="left"/>
+      <w:pPr>
+        <w:ind w:left="6048" w:hanging="1800"/>
+      </w:pPr>
+      <w:rPr>
+        <w:rFonts w:hint="default"/>
+      </w:rPr>
+    </w:lvl>
+    <w:lvl w:ilvl="7">
+      <w:start w:val="1"/>
+      <w:numFmt w:val="decimal"/>
+      <w:lvlText w:val="%1.%2.%3-%4.%5.%6.%7.%8."/>
+      <w:lvlJc w:val="left"/>
+      <w:pPr>
+        <w:ind w:left="7116" w:hanging="2160"/>
+      </w:pPr>
+      <w:rPr>
+        <w:rFonts w:hint="default"/>
+      </w:rPr>
+    </w:lvl>
+    <w:lvl w:ilvl="8">
+      <w:start w:val="1"/>
+      <w:numFmt w:val="decimal"/>
+      <w:lvlText w:val="%1.%2.%3-%4.%5.%6.%7.%8.%9."/>
+      <w:lvlJc w:val="left"/>
+      <w:pPr>
+        <w:ind w:left="8184" w:hanging="2520"/>
+      </w:pPr>
+      <w:rPr>
+        <w:rFonts w:hint="default"/>
+      </w:rPr>
+    </w:lvl>
+  </w:abstractNum>
+  <w:abstractNum w:abstractNumId="1" w15:restartNumberingAfterBreak="0">
+    <w:nsid w:val="207B574C"/>
+    <w:multiLevelType w:val="hybridMultilevel"/>
+    <w:tmpl w:val="A902614E"/>
+    <w:lvl w:ilvl="0" w:tplc="04150001">
+      <w:start w:val="1"/>
+      <w:numFmt w:val="bullet"/>
+      <w:lvlText w:val=""/>
+      <w:lvlJc w:val="left"/>
+      <w:pPr>
+        <w:ind w:left="720" w:hanging="360"/>
+      </w:pPr>
+      <w:rPr>
+        <w:rFonts w:ascii="Symbol" w:hAnsi="Symbol" w:hint="default"/>
+      </w:rPr>
+    </w:lvl>
+    <w:lvl w:ilvl="1" w:tplc="43742074">
+      <w:start w:val="1"/>
+      <w:numFmt w:val="bullet"/>
+      <w:lvlText w:val="o"/>
+      <w:lvlJc w:val="left"/>
+      <w:pPr>
+        <w:ind w:left="1440" w:hanging="360"/>
+      </w:pPr>
+      <w:rPr>
+        <w:rFonts w:ascii="Courier New" w:hAnsi="Courier New" w:cs="Courier New" w:hint="default"/>
+        <w:color w:val="7030A0"/>
+      </w:rPr>
+    </w:lvl>
+    <w:lvl w:ilvl="2" w:tplc="04150005">
+      <w:start w:val="1"/>
+      <w:numFmt w:val="bullet"/>
+      <w:lvlText w:val=""/>
+      <w:lvlJc w:val="left"/>
+      <w:pPr>
+        <w:ind w:left="2160" w:hanging="360"/>
+      </w:pPr>
+      <w:rPr>
+        <w:rFonts w:ascii="Wingdings" w:hAnsi="Wingdings" w:hint="default"/>
+      </w:rPr>
+    </w:lvl>
+    <w:lvl w:ilvl="3" w:tplc="04150001" w:tentative="1">
+      <w:start w:val="1"/>
+      <w:numFmt w:val="bullet"/>
+      <w:lvlText w:val=""/>
+      <w:lvlJc w:val="left"/>
+      <w:pPr>
+        <w:ind w:left="2880" w:hanging="360"/>
+      </w:pPr>
+      <w:rPr>
+        <w:rFonts w:ascii="Symbol" w:hAnsi="Symbol" w:hint="default"/>
+      </w:rPr>
+    </w:lvl>
+    <w:lvl w:ilvl="4" w:tplc="04150003" w:tentative="1">
+      <w:start w:val="1"/>
+      <w:numFmt w:val="bullet"/>
+      <w:lvlText w:val="o"/>
+      <w:lvlJc w:val="left"/>
+      <w:pPr>
+        <w:ind w:left="3600" w:hanging="360"/>
+      </w:pPr>
+      <w:rPr>
+        <w:rFonts w:ascii="Courier New" w:hAnsi="Courier New" w:cs="Courier New" w:hint="default"/>
+      </w:rPr>
+    </w:lvl>
+    <w:lvl w:ilvl="5" w:tplc="04150005" w:tentative="1">
+      <w:start w:val="1"/>
+      <w:numFmt w:val="bullet"/>
+      <w:lvlText w:val=""/>
+      <w:lvlJc w:val="left"/>
+      <w:pPr>
+        <w:ind w:left="4320" w:hanging="360"/>
+      </w:pPr>
+      <w:rPr>
+        <w:rFonts w:ascii="Wingdings" w:hAnsi="Wingdings" w:hint="default"/>
+      </w:rPr>
+    </w:lvl>
+    <w:lvl w:ilvl="6" w:tplc="04150001" w:tentative="1">
+      <w:start w:val="1"/>
+      <w:numFmt w:val="bullet"/>
+      <w:lvlText w:val=""/>
+      <w:lvlJc w:val="left"/>
+      <w:pPr>
+        <w:ind w:left="5040" w:hanging="360"/>
+      </w:pPr>
+      <w:rPr>
+        <w:rFonts w:ascii="Symbol" w:hAnsi="Symbol" w:hint="default"/>
+      </w:rPr>
+    </w:lvl>
+    <w:lvl w:ilvl="7" w:tplc="04150003" w:tentative="1">
+      <w:start w:val="1"/>
+      <w:numFmt w:val="bullet"/>
+      <w:lvlText w:val="o"/>
+      <w:lvlJc w:val="left"/>
+      <w:pPr>
+        <w:ind w:left="5760" w:hanging="360"/>
+      </w:pPr>
+      <w:rPr>
+        <w:rFonts w:ascii="Courier New" w:hAnsi="Courier New" w:cs="Courier New" w:hint="default"/>
+      </w:rPr>
+    </w:lvl>
+    <w:lvl w:ilvl="8" w:tplc="04150005" w:tentative="1">
+      <w:start w:val="1"/>
+      <w:numFmt w:val="bullet"/>
+      <w:lvlText w:val=""/>
+      <w:lvlJc w:val="left"/>
+      <w:pPr>
+        <w:ind w:left="6480" w:hanging="360"/>
+      </w:pPr>
+      <w:rPr>
+        <w:rFonts w:ascii="Wingdings" w:hAnsi="Wingdings" w:hint="default"/>
+      </w:rPr>
+    </w:lvl>
+  </w:abstractNum>
+  <w:abstractNum w:abstractNumId="2" w15:restartNumberingAfterBreak="0">
+    <w:nsid w:val="258F154A"/>
+    <w:multiLevelType w:val="multilevel"/>
+    <w:tmpl w:val="9AFAE2E6"/>
+    <w:lvl w:ilvl="0">
+      <w:start w:val="1"/>
+      <w:numFmt w:val="decimal"/>
+      <w:lvlText w:val="%1."/>
+      <w:lvlJc w:val="left"/>
+      <w:pPr>
+        <w:ind w:left="735" w:hanging="735"/>
+      </w:pPr>
+      <w:rPr>
+        <w:rFonts w:hint="default"/>
+      </w:rPr>
+    </w:lvl>
+    <w:lvl w:ilvl="1">
+      <w:start w:val="1"/>
+      <w:numFmt w:val="decimal"/>
+      <w:lvlText w:val="%1.%2."/>
+      <w:lvlJc w:val="left"/>
+      <w:pPr>
+        <w:ind w:left="1443" w:hanging="735"/>
+      </w:pPr>
+      <w:rPr>
+        <w:rFonts w:hint="default"/>
+      </w:rPr>
+    </w:lvl>
+    <w:lvl w:ilvl="2">
+      <w:start w:val="1"/>
+      <w:numFmt w:val="decimal"/>
+      <w:lvlText w:val="%1.%2.%3-"/>
+      <w:lvlJc w:val="left"/>
+      <w:pPr>
+        <w:ind w:left="2496" w:hanging="1080"/>
+      </w:pPr>
+      <w:rPr>
+        <w:rFonts w:hint="default"/>
+      </w:rPr>
+    </w:lvl>
+    <w:lvl w:ilvl="3">
+      <w:start w:val="1"/>
+      <w:numFmt w:val="decimal"/>
+      <w:lvlText w:val="%1.%2.%3-%4."/>
+      <w:lvlJc w:val="left"/>
+      <w:pPr>
+        <w:ind w:left="3204" w:hanging="1080"/>
+      </w:pPr>
+      <w:rPr>
+        <w:rFonts w:hint="default"/>
+      </w:rPr>
+    </w:lvl>
+    <w:lvl w:ilvl="4">
+      <w:start w:val="1"/>
+      <w:numFmt w:val="decimal"/>
+      <w:lvlText w:val="%1.%2.%3-%4.%5."/>
+      <w:lvlJc w:val="left"/>
+      <w:pPr>
+        <w:ind w:left="4272" w:hanging="1440"/>
+      </w:pPr>
+      <w:rPr>
+        <w:rFonts w:hint="default"/>
+      </w:rPr>
+    </w:lvl>
+    <w:lvl w:ilvl="5">
+      <w:start w:val="1"/>
+      <w:numFmt w:val="decimal"/>
+      <w:lvlText w:val="%1.%2.%3-%4.%5.%6."/>
+      <w:lvlJc w:val="left"/>
+      <w:pPr>
+        <w:ind w:left="5340" w:hanging="1800"/>
+      </w:pPr>
+      <w:rPr>
+        <w:rFonts w:hint="default"/>
+      </w:rPr>
+    </w:lvl>
+    <w:lvl w:ilvl="6">
+      <w:start w:val="1"/>
+      <w:numFmt w:val="decimal"/>
+      <w:lvlText w:val="%1.%2.%3-%4.%5.%6.%7."/>
+      <w:lvlJc w:val="left"/>
+      <w:pPr>
+        <w:ind w:left="6048" w:hanging="1800"/>
+      </w:pPr>
+      <w:rPr>
+        <w:rFonts w:hint="default"/>
+      </w:rPr>
+    </w:lvl>
+    <w:lvl w:ilvl="7">
+      <w:start w:val="1"/>
+      <w:numFmt w:val="decimal"/>
+      <w:lvlText w:val="%1.%2.%3-%4.%5.%6.%7.%8."/>
+      <w:lvlJc w:val="left"/>
+      <w:pPr>
+        <w:ind w:left="7116" w:hanging="2160"/>
+      </w:pPr>
+      <w:rPr>
+        <w:rFonts w:hint="default"/>
+      </w:rPr>
+    </w:lvl>
+    <w:lvl w:ilvl="8">
+      <w:start w:val="1"/>
+      <w:numFmt w:val="decimal"/>
+      <w:lvlText w:val="%1.%2.%3-%4.%5.%6.%7.%8.%9."/>
+      <w:lvlJc w:val="left"/>
+      <w:pPr>
+        <w:ind w:left="8184" w:hanging="2520"/>
+      </w:pPr>
+      <w:rPr>
+        <w:rFonts w:hint="default"/>
+      </w:rPr>
+    </w:lvl>
+  </w:abstractNum>
+  <w:abstractNum w:abstractNumId="3" w15:restartNumberingAfterBreak="0">
     <w:nsid w:val="341B3236"/>
     <w:multiLevelType w:val="hybridMultilevel"/>
     <w:tmpl w:val="EA741D20"/>
@@ -1409,7 +3244,120 @@
       </w:rPr>
     </w:lvl>
   </w:abstractNum>
-  <w:abstractNum w:abstractNumId="1" w15:restartNumberingAfterBreak="0">
+  <w:abstractNum w:abstractNumId="4" w15:restartNumberingAfterBreak="0">
+    <w:nsid w:val="360109A8"/>
+    <w:multiLevelType w:val="multilevel"/>
+    <w:tmpl w:val="9AFAE2E6"/>
+    <w:lvl w:ilvl="0">
+      <w:start w:val="1"/>
+      <w:numFmt w:val="decimal"/>
+      <w:lvlText w:val="%1."/>
+      <w:lvlJc w:val="left"/>
+      <w:pPr>
+        <w:ind w:left="735" w:hanging="735"/>
+      </w:pPr>
+      <w:rPr>
+        <w:rFonts w:hint="default"/>
+      </w:rPr>
+    </w:lvl>
+    <w:lvl w:ilvl="1">
+      <w:start w:val="1"/>
+      <w:numFmt w:val="decimal"/>
+      <w:lvlText w:val="%1.%2."/>
+      <w:lvlJc w:val="left"/>
+      <w:pPr>
+        <w:ind w:left="1443" w:hanging="735"/>
+      </w:pPr>
+      <w:rPr>
+        <w:rFonts w:hint="default"/>
+      </w:rPr>
+    </w:lvl>
+    <w:lvl w:ilvl="2">
+      <w:start w:val="1"/>
+      <w:numFmt w:val="decimal"/>
+      <w:lvlText w:val="%1.%2.%3-"/>
+      <w:lvlJc w:val="left"/>
+      <w:pPr>
+        <w:ind w:left="2496" w:hanging="1080"/>
+      </w:pPr>
+      <w:rPr>
+        <w:rFonts w:hint="default"/>
+      </w:rPr>
+    </w:lvl>
+    <w:lvl w:ilvl="3">
+      <w:start w:val="1"/>
+      <w:numFmt w:val="decimal"/>
+      <w:lvlText w:val="%1.%2.%3-%4."/>
+      <w:lvlJc w:val="left"/>
+      <w:pPr>
+        <w:ind w:left="3204" w:hanging="1080"/>
+      </w:pPr>
+      <w:rPr>
+        <w:rFonts w:hint="default"/>
+      </w:rPr>
+    </w:lvl>
+    <w:lvl w:ilvl="4">
+      <w:start w:val="1"/>
+      <w:numFmt w:val="decimal"/>
+      <w:lvlText w:val="%1.%2.%3-%4.%5."/>
+      <w:lvlJc w:val="left"/>
+      <w:pPr>
+        <w:ind w:left="4272" w:hanging="1440"/>
+      </w:pPr>
+      <w:rPr>
+        <w:rFonts w:hint="default"/>
+      </w:rPr>
+    </w:lvl>
+    <w:lvl w:ilvl="5">
+      <w:start w:val="1"/>
+      <w:numFmt w:val="decimal"/>
+      <w:lvlText w:val="%1.%2.%3-%4.%5.%6."/>
+      <w:lvlJc w:val="left"/>
+      <w:pPr>
+        <w:ind w:left="5340" w:hanging="1800"/>
+      </w:pPr>
+      <w:rPr>
+        <w:rFonts w:hint="default"/>
+      </w:rPr>
+    </w:lvl>
+    <w:lvl w:ilvl="6">
+      <w:start w:val="1"/>
+      <w:numFmt w:val="decimal"/>
+      <w:lvlText w:val="%1.%2.%3-%4.%5.%6.%7."/>
+      <w:lvlJc w:val="left"/>
+      <w:pPr>
+        <w:ind w:left="6048" w:hanging="1800"/>
+      </w:pPr>
+      <w:rPr>
+        <w:rFonts w:hint="default"/>
+      </w:rPr>
+    </w:lvl>
+    <w:lvl w:ilvl="7">
+      <w:start w:val="1"/>
+      <w:numFmt w:val="decimal"/>
+      <w:lvlText w:val="%1.%2.%3-%4.%5.%6.%7.%8."/>
+      <w:lvlJc w:val="left"/>
+      <w:pPr>
+        <w:ind w:left="7116" w:hanging="2160"/>
+      </w:pPr>
+      <w:rPr>
+        <w:rFonts w:hint="default"/>
+      </w:rPr>
+    </w:lvl>
+    <w:lvl w:ilvl="8">
+      <w:start w:val="1"/>
+      <w:numFmt w:val="decimal"/>
+      <w:lvlText w:val="%1.%2.%3-%4.%5.%6.%7.%8.%9."/>
+      <w:lvlJc w:val="left"/>
+      <w:pPr>
+        <w:ind w:left="8184" w:hanging="2520"/>
+      </w:pPr>
+      <w:rPr>
+        <w:rFonts w:hint="default"/>
+      </w:rPr>
+    </w:lvl>
+  </w:abstractNum>
+  <w:abstractNum w:abstractNumId="5" w15:restartNumberingAfterBreak="0">
     <w:nsid w:val="3A6A22E0"/>
     <w:multiLevelType w:val="multilevel"/>
     <w:tmpl w:val="25A20202"/>
@@ -1527,7 +3475,7 @@
       </w:rPr>
     </w:lvl>
   </w:abstractNum>
-  <w:abstractNum w:abstractNumId="2" w15:restartNumberingAfterBreak="0">
+  <w:abstractNum w:abstractNumId="6" w15:restartNumberingAfterBreak="0">
     <w:nsid w:val="5816148F"/>
     <w:multiLevelType w:val="multilevel"/>
     <w:tmpl w:val="B24A3E60"/>
@@ -1640,14 +3588,118 @@
       </w:rPr>
     </w:lvl>
   </w:abstractNum>
+  <w:abstractNum w:abstractNumId="7" w15:restartNumberingAfterBreak="0">
+    <w:nsid w:val="7A2B2336"/>
+    <w:multiLevelType w:val="hybridMultilevel"/>
+    <w:tmpl w:val="C088B7FE"/>
+    <w:lvl w:ilvl="0" w:tplc="380471F8">
+      <w:start w:val="1"/>
+      <w:numFmt w:val="decimal"/>
+      <w:lvlText w:val="%1."/>
+      <w:lvlJc w:val="left"/>
+      <w:pPr>
+        <w:ind w:left="720" w:hanging="360"/>
+      </w:pPr>
+      <w:rPr>
+        <w:rFonts w:ascii="Roboto" w:hAnsi="Roboto" w:hint="default"/>
+      </w:rPr>
+    </w:lvl>
+    <w:lvl w:ilvl="1" w:tplc="04150019" w:tentative="1">
+      <w:start w:val="1"/>
+      <w:numFmt w:val="lowerLetter"/>
+      <w:lvlText w:val="%2."/>
+      <w:lvlJc w:val="left"/>
+      <w:pPr>
+        <w:ind w:left="1440" w:hanging="360"/>
+      </w:pPr>
+    </w:lvl>
+    <w:lvl w:ilvl="2" w:tplc="0415001B" w:tentative="1">
+      <w:start w:val="1"/>
+      <w:numFmt w:val="lowerRoman"/>
+      <w:lvlText w:val="%3."/>
+      <w:lvlJc w:val="right"/>
+      <w:pPr>
+        <w:ind w:left="2160" w:hanging="180"/>
+      </w:pPr>
+    </w:lvl>
+    <w:lvl w:ilvl="3" w:tplc="0415000F" w:tentative="1">
+      <w:start w:val="1"/>
+      <w:numFmt w:val="decimal"/>
+      <w:lvlText w:val="%4."/>
+      <w:lvlJc w:val="left"/>
+      <w:pPr>
+        <w:ind w:left="2880" w:hanging="360"/>
+      </w:pPr>
+    </w:lvl>
+    <w:lvl w:ilvl="4" w:tplc="04150019" w:tentative="1">
+      <w:start w:val="1"/>
+      <w:numFmt w:val="lowerLetter"/>
+      <w:lvlText w:val="%5."/>
+      <w:lvlJc w:val="left"/>
+      <w:pPr>
+        <w:ind w:left="3600" w:hanging="360"/>
+      </w:pPr>
+    </w:lvl>
+    <w:lvl w:ilvl="5" w:tplc="0415001B" w:tentative="1">
+      <w:start w:val="1"/>
+      <w:numFmt w:val="lowerRoman"/>
+      <w:lvlText w:val="%6."/>
+      <w:lvlJc w:val="right"/>
+      <w:pPr>
+        <w:ind w:left="4320" w:hanging="180"/>
+      </w:pPr>
+    </w:lvl>
+    <w:lvl w:ilvl="6" w:tplc="0415000F" w:tentative="1">
+      <w:start w:val="1"/>
+      <w:numFmt w:val="decimal"/>
+      <w:lvlText w:val="%7."/>
+      <w:lvlJc w:val="left"/>
+      <w:pPr>
+        <w:ind w:left="5040" w:hanging="360"/>
+      </w:pPr>
+    </w:lvl>
+    <w:lvl w:ilvl="7" w:tplc="04150019" w:tentative="1">
+      <w:start w:val="1"/>
+      <w:numFmt w:val="lowerLetter"/>
+      <w:lvlText w:val="%8."/>
+      <w:lvlJc w:val="left"/>
+      <w:pPr>
+        <w:ind w:left="5760" w:hanging="360"/>
+      </w:pPr>
+    </w:lvl>
+    <w:lvl w:ilvl="8" w:tplc="0415001B" w:tentative="1">
+      <w:start w:val="1"/>
+      <w:numFmt w:val="lowerRoman"/>
+      <w:lvlText w:val="%9."/>
+      <w:lvlJc w:val="right"/>
+      <w:pPr>
+        <w:ind w:left="6480" w:hanging="180"/>
+      </w:pPr>
+    </w:lvl>
+  </w:abstractNum>
   <w:num w:numId="1">
-    <w:abstractNumId w:val="1"/>
+    <w:abstractNumId w:val="5"/>
   </w:num>
   <w:num w:numId="2">
+    <w:abstractNumId w:val="3"/>
+  </w:num>
+  <w:num w:numId="3">
+    <w:abstractNumId w:val="6"/>
+  </w:num>
+  <w:num w:numId="4">
     <w:abstractNumId w:val="0"/>
   </w:num>
-  <w:num w:numId="3">
+  <w:num w:numId="5">
+    <w:abstractNumId w:val="7"/>
+  </w:num>
+  <w:num w:numId="6">
+    <w:abstractNumId w:val="4"/>
+  </w:num>
+  <w:num w:numId="7">
     <w:abstractNumId w:val="2"/>
+  </w:num>
+  <w:num w:numId="8">
+    <w:abstractNumId w:val="1"/>
   </w:num>
 </w:numbering>
 </file>
@@ -2054,7 +4106,6 @@
   <w:style w:type="character" w:default="1" w:styleId="Domylnaczcionkaakapitu">
     <w:name w:val="Default Paragraph Font"/>
     <w:uiPriority w:val="1"/>
-    <w:semiHidden/>
     <w:unhideWhenUsed/>
   </w:style>
   <w:style w:type="table" w:default="1" w:styleId="Standardowy">
